--- a/backend/documents/templates/docx/financial_invoice_template.docx
+++ b/backend/documents/templates/docx/financial_invoice_template.docx
@@ -7,23 +7,16 @@
         <w:jc w:val="center"/>
       </w:pPr>
       <w:r>
-        <w:t>СЧЕТ-</w:t>
+        <w:t>СЧЁТ-ФАКТУРА / INVOICE</w:t>
       </w:r>
-      <w:r>
-        <w:t>Ф</w:t>
-      </w:r>
-      <w:r>
-        <w:t>АКТУРА/ INVOI</w:t>
-      </w:r>
+      <w:r/>
+      <w:r/>
       <w:r>
         <w:rPr>
           <w:lang w:val="en-US"/>
         </w:rPr>
-        <w:t>C</w:t>
       </w:r>
-      <w:r>
-        <w:t>E</w:t>
-      </w:r>
+      <w:r/>
     </w:p>
     <w:p>
       <w:pPr>
@@ -182,138 +175,6 @@
     </w:p>
     <w:p>
       <w:pPr>
-        <w:pStyle w:val="s4"/>
-        <w:spacing w:before="0" w:beforeAutospacing="0" w:after="0" w:afterAutospacing="0" w:line="0" w:lineRule="auto"/>
-        <w:jc w:val="center"/>
-        <w:rPr>
-          <w:rFonts w:ascii="-webkit-standard" w:hAnsi="-webkit-standard"/>
-          <w:b/>
-          <w:bCs/>
-          <w:color w:val="000000"/>
-        </w:rPr>
-      </w:pPr>
-      <w:r>
-        <w:rPr>
-          <w:rStyle w:val="s3"/>
-          <w:rFonts w:ascii="-webkit-standard" w:hAnsi="-webkit-standard"/>
-          <w:b/>
-          <w:bCs/>
-          <w:color w:val="000000"/>
-        </w:rPr>
-        <w:t>на оказание услуг</w:t>
-      </w:r>
-    </w:p>
-    <w:p>
-      <w:pPr>
-        <w:pStyle w:val="s4"/>
-        <w:spacing w:before="0" w:beforeAutospacing="0" w:after="0" w:afterAutospacing="0" w:line="0" w:lineRule="auto"/>
-        <w:jc w:val="center"/>
-        <w:rPr>
-          <w:rFonts w:ascii="-webkit-standard" w:hAnsi="-webkit-standard"/>
-          <w:b/>
-          <w:bCs/>
-          <w:color w:val="000000"/>
-        </w:rPr>
-      </w:pPr>
-      <w:r>
-        <w:rPr>
-          <w:rStyle w:val="s3"/>
-          <w:rFonts w:ascii="-webkit-standard" w:hAnsi="-webkit-standard"/>
-          <w:b/>
-          <w:bCs/>
-          <w:color w:val="000000"/>
-        </w:rPr>
-        <w:t>по оптимизации эксплуатации газовых скважин с применением твердых пенообразующих реагентов на скважинах месторождения</w:t>
-      </w:r>
-      <w:r>
-        <w:rPr>
-          <w:rStyle w:val="apple-converted-space"/>
-          <w:rFonts w:ascii="-webkit-standard" w:hAnsi="-webkit-standard"/>
-          <w:b/>
-          <w:bCs/>
-          <w:color w:val="000000"/>
-        </w:rPr>
-        <w:t> </w:t>
-      </w:r>
-      <w:r>
-        <w:rPr>
-          <w:rStyle w:val="s3"/>
-          <w:rFonts w:ascii="-webkit-standard" w:hAnsi="-webkit-standard"/>
-          <w:b/>
-          <w:bCs/>
-          <w:color w:val="000000"/>
-        </w:rPr>
-        <w:t>Сургил</w:t>
-      </w:r>
-    </w:p>
-    <w:p>
-      <w:pPr>
-        <w:pStyle w:val="s4"/>
-        <w:spacing w:before="0" w:beforeAutospacing="0" w:after="0" w:afterAutospacing="0" w:line="0" w:lineRule="auto"/>
-        <w:jc w:val="center"/>
-        <w:rPr>
-          <w:rFonts w:ascii="-webkit-standard" w:hAnsi="-webkit-standard"/>
-          <w:b/>
-          <w:bCs/>
-          <w:color w:val="000000"/>
-        </w:rPr>
-      </w:pPr>
-      <w:r>
-        <w:rPr>
-          <w:rStyle w:val="s3"/>
-          <w:rFonts w:ascii="-webkit-standard" w:hAnsi="-webkit-standard"/>
-          <w:b/>
-          <w:bCs/>
-          <w:color w:val="000000"/>
-        </w:rPr>
-        <w:t>на оказание услуг</w:t>
-      </w:r>
-    </w:p>
-    <w:p>
-      <w:pPr>
-        <w:pStyle w:val="s4"/>
-        <w:spacing w:before="0" w:beforeAutospacing="0" w:after="0" w:afterAutospacing="0" w:line="0" w:lineRule="auto"/>
-        <w:jc w:val="center"/>
-        <w:rPr>
-          <w:rFonts w:ascii="-webkit-standard" w:hAnsi="-webkit-standard"/>
-          <w:b/>
-          <w:bCs/>
-          <w:color w:val="000000"/>
-        </w:rPr>
-      </w:pPr>
-      <w:r>
-        <w:rPr>
-          <w:rStyle w:val="s3"/>
-          <w:rFonts w:ascii="-webkit-standard" w:hAnsi="-webkit-standard"/>
-          <w:b/>
-          <w:bCs/>
-          <w:color w:val="000000"/>
-        </w:rPr>
-        <w:t>по оптимизации эксплуатации газовых скважин с применением твердых пенообразующих реагентов на скважинах месторождения</w:t>
-      </w:r>
-      <w:r>
-        <w:rPr>
-          <w:rStyle w:val="apple-converted-space"/>
-          <w:rFonts w:ascii="-webkit-standard" w:hAnsi="-webkit-standard"/>
-          <w:b/>
-          <w:bCs/>
-          <w:color w:val="000000"/>
-        </w:rPr>
-        <w:t> </w:t>
-      </w:r>
-      <w:r>
-        <w:rPr>
-          <w:rStyle w:val="s3"/>
-          <w:rFonts w:ascii="-webkit-standard" w:hAnsi="-webkit-standard"/>
-          <w:b/>
-          <w:bCs/>
-          <w:color w:val="000000"/>
-        </w:rPr>
-        <w:t>Сургил</w:t>
-      </w:r>
-    </w:p>
-    <w:p>
-      <w:pPr>
         <w:jc w:val="center"/>
         <w:rPr>
           <w:b/>
@@ -387,72 +248,6 @@
           <w:b/>
         </w:rPr>
       </w:pPr>
-    </w:p>
-    <w:p>
-      <w:pPr>
-        <w:pStyle w:val="s4"/>
-        <w:spacing w:before="0" w:beforeAutospacing="0" w:after="0" w:afterAutospacing="0" w:line="0" w:lineRule="auto"/>
-        <w:jc w:val="center"/>
-        <w:rPr>
-          <w:rFonts w:ascii="-webkit-standard" w:hAnsi="-webkit-standard"/>
-          <w:b/>
-          <w:bCs/>
-          <w:color w:val="000000"/>
-        </w:rPr>
-      </w:pPr>
-      <w:r>
-        <w:rPr>
-          <w:rStyle w:val="s3"/>
-          <w:rFonts w:ascii="-webkit-standard" w:hAnsi="-webkit-standard"/>
-          <w:b/>
-          <w:bCs/>
-          <w:color w:val="000000"/>
-        </w:rPr>
-        <w:t>на оказание услуг</w:t>
-      </w:r>
-    </w:p>
-    <w:p>
-      <w:pPr>
-        <w:pStyle w:val="s4"/>
-        <w:spacing w:before="0" w:beforeAutospacing="0" w:after="0" w:afterAutospacing="0" w:line="0" w:lineRule="auto"/>
-        <w:jc w:val="center"/>
-        <w:rPr>
-          <w:rFonts w:ascii="-webkit-standard" w:hAnsi="-webkit-standard"/>
-          <w:b/>
-          <w:bCs/>
-          <w:color w:val="000000"/>
-        </w:rPr>
-      </w:pPr>
-      <w:r>
-        <w:rPr>
-          <w:rStyle w:val="s3"/>
-          <w:rFonts w:ascii="-webkit-standard" w:hAnsi="-webkit-standard"/>
-          <w:b/>
-          <w:bCs/>
-          <w:color w:val="000000"/>
-        </w:rPr>
-        <w:t>по оптимизации эксплуатации газовых скважин с применением твердых пенообразующих реагентов на скважинах месторождения</w:t>
-      </w:r>
-      <w:r>
-        <w:rPr>
-          <w:rStyle w:val="apple-converted-space"/>
-          <w:rFonts w:ascii="-webkit-standard" w:hAnsi="-webkit-standard"/>
-          <w:b/>
-          <w:bCs/>
-          <w:color w:val="000000"/>
-        </w:rPr>
-        <w:t> </w:t>
-      </w:r>
-      <w:r>
-        <w:rPr>
-          <w:rStyle w:val="s3"/>
-          <w:rFonts w:ascii="-webkit-standard" w:hAnsi="-webkit-standard"/>
-          <w:b/>
-          <w:bCs/>
-          <w:color w:val="000000"/>
-        </w:rPr>
-        <w:t>Сургил</w:t>
-      </w:r>
     </w:p>
     <w:tbl>
       <w:tblPr>

--- a/backend/documents/templates/docx/financial_invoice_template.docx
+++ b/backend/documents/templates/docx/financial_invoice_template.docx
@@ -1,259 +1,11 @@
 
 <file path=word/document.xml><?xml version="1.0" encoding="utf-8"?>
-<w:document xmlns:wpc="http://schemas.microsoft.com/office/word/2010/wordprocessingCanvas" xmlns:cx="http://schemas.microsoft.com/office/drawing/2014/chartex" xmlns:cx1="http://schemas.microsoft.com/office/drawing/2015/9/8/chartex" xmlns:cx2="http://schemas.microsoft.com/office/drawing/2015/10/21/chartex" xmlns:cx3="http://schemas.microsoft.com/office/drawing/2016/5/9/chartex" xmlns:cx4="http://schemas.microsoft.com/office/drawing/2016/5/10/chartex" xmlns:cx5="http://schemas.microsoft.com/office/drawing/2016/5/11/chartex" xmlns:cx6="http://schemas.microsoft.com/office/drawing/2016/5/12/chartex" xmlns:cx7="http://schemas.microsoft.com/office/drawing/2016/5/13/chartex" xmlns:cx8="http://schemas.microsoft.com/office/drawing/2016/5/14/chartex" xmlns:mc="http://schemas.openxmlformats.org/markup-compatibility/2006" xmlns:aink="http://schemas.microsoft.com/office/drawing/2016/ink" xmlns:am3d="http://schemas.microsoft.com/office/drawing/2017/model3d" xmlns:o="urn:schemas-microsoft-com:office:office" xmlns:oel="http://schemas.microsoft.com/office/2019/extlst" xmlns:r="http://schemas.openxmlformats.org/officeDocument/2006/relationships" xmlns:m="http://schemas.openxmlformats.org/officeDocument/2006/math" xmlns:v="urn:schemas-microsoft-com:vml" xmlns:wp14="http://schemas.microsoft.com/office/word/2010/wordprocessingDrawing" xmlns:wp="http://schemas.openxmlformats.org/drawingml/2006/wordprocessingDrawing" xmlns:w10="urn:schemas-microsoft-com:office:word" xmlns:w="http://schemas.openxmlformats.org/wordprocessingml/2006/main" xmlns:w14="http://schemas.microsoft.com/office/word/2010/wordml" xmlns:w15="http://schemas.microsoft.com/office/word/2012/wordml" xmlns:w16cex="http://schemas.microsoft.com/office/word/2018/wordml/cex" xmlns:w16cid="http://schemas.microsoft.com/office/word/2016/wordml/cid" xmlns:w16="http://schemas.microsoft.com/office/word/2018/wordml" xmlns:w16du="http://schemas.microsoft.com/office/word/2023/wordml/word16du" xmlns:w16sdtdh="http://schemas.microsoft.com/office/word/2020/wordml/sdtdatahash" xmlns:w16se="http://schemas.microsoft.com/office/word/2015/wordml/symex" xmlns:wpg="http://schemas.microsoft.com/office/word/2010/wordprocessingGroup" xmlns:wpi="http://schemas.microsoft.com/office/word/2010/wordprocessingInk" xmlns:wne="http://schemas.microsoft.com/office/word/2006/wordml" xmlns:wps="http://schemas.microsoft.com/office/word/2010/wordprocessingShape" mc:Ignorable="w14 w15 w16se w16cid w16 w16cex w16sdtdh wp14">
+<w:document xmlns:wpc="http://schemas.microsoft.com/office/word/2010/wordprocessingCanvas" xmlns:cx="http://schemas.microsoft.com/office/drawing/2014/chartex" xmlns:cx1="http://schemas.microsoft.com/office/drawing/2015/9/8/chartex" xmlns:cx2="http://schemas.microsoft.com/office/drawing/2015/10/21/chartex" xmlns:cx3="http://schemas.microsoft.com/office/drawing/2016/5/9/chartex" xmlns:cx4="http://schemas.microsoft.com/office/drawing/2016/5/10/chartex" xmlns:cx5="http://schemas.microsoft.com/office/drawing/2016/5/11/chartex" xmlns:cx6="http://schemas.microsoft.com/office/drawing/2016/5/12/chartex" xmlns:cx7="http://schemas.microsoft.com/office/drawing/2016/5/13/chartex" xmlns:cx8="http://schemas.microsoft.com/office/drawing/2016/5/14/chartex" xmlns:mc="http://schemas.openxmlformats.org/markup-compatibility/2006" xmlns:aink="http://schemas.microsoft.com/office/drawing/2016/ink" xmlns:am3d="http://schemas.microsoft.com/office/drawing/2017/model3d" xmlns:o="urn:schemas-microsoft-com:office:office" xmlns:oel="http://schemas.microsoft.com/office/2019/extlst" xmlns:r="http://schemas.openxmlformats.org/officeDocument/2006/relationships" xmlns:m="http://schemas.openxmlformats.org/officeDocument/2006/math" xmlns:v="urn:schemas-microsoft-com:vml" xmlns:wp14="http://schemas.microsoft.com/office/word/2010/wordprocessingDrawing" xmlns:wp="http://schemas.openxmlformats.org/drawingml/2006/wordprocessingDrawing" xmlns:w10="urn:schemas-microsoft-com:office:word" xmlns:w="http://schemas.openxmlformats.org/wordprocessingml/2006/main" xmlns:w14="http://schemas.microsoft.com/office/word/2010/wordml" xmlns:w15="http://schemas.microsoft.com/office/word/2012/wordml" xmlns:w16cex="http://schemas.microsoft.com/office/word/2018/wordml/cex" xmlns:w16cid="http://schemas.microsoft.com/office/word/2016/wordml/cid" xmlns:w16="http://schemas.microsoft.com/office/word/2018/wordml" xmlns:w16du="http://schemas.microsoft.com/office/word/2023/wordml/word16du" xmlns:w16sdtdh="http://schemas.microsoft.com/office/word/2020/wordml/sdtdatahash" xmlns:w16sdtfl="http://schemas.microsoft.com/office/word/2024/wordml/sdtformatlock" xmlns:w16se="http://schemas.microsoft.com/office/word/2015/wordml/symex" xmlns:wpg="http://schemas.microsoft.com/office/word/2010/wordprocessingGroup" xmlns:wpi="http://schemas.microsoft.com/office/word/2010/wordprocessingInk" xmlns:wne="http://schemas.microsoft.com/office/word/2006/wordml" xmlns:wps="http://schemas.microsoft.com/office/word/2010/wordprocessingShape" mc:Ignorable="w14 w15 w16se w16cid w16 w16cex w16sdtdh w16sdtfl w16du wp14">
   <w:body>
-    <w:p>
-      <w:pPr>
-        <w:jc w:val="center"/>
-      </w:pPr>
-      <w:r>
-        <w:t>СЧЁТ-ФАКТУРА / INVOICE</w:t>
-      </w:r>
-      <w:r/>
-      <w:r/>
-      <w:r>
-        <w:rPr>
-          <w:lang w:val="en-US"/>
-        </w:rPr>
-      </w:r>
-      <w:r/>
-    </w:p>
-    <w:p>
-      <w:pPr>
-        <w:jc w:val="center"/>
-      </w:pPr>
-      <w:r>
-        <w:t>№ {{ invoice_no }} от {{ act_date }}</w:t>
-      </w:r>
-      <w:r/>
-      <w:r/>
-      <w:r/>
-      <w:r>
-        <w:rPr>
-          <w:lang w:val="en-US"/>
-        </w:rPr>
-      </w:r>
-      <w:r/>
-      <w:r>
-        <w:rPr>
-          <w:lang w:val="en-US"/>
-        </w:rPr>
-      </w:r>
-      <w:r/>
-      <w:r/>
-      <w:r/>
-      <w:r/>
-      <w:r/>
-    </w:p>
-    <w:p>
-      <w:pPr>
-        <w:jc w:val="center"/>
-        <w:rPr>
-          <w:b/>
-        </w:rPr>
-      </w:pPr>
-      <w:r>
-        <w:rPr>
-          <w:b/>
-        </w:rPr>
-        <w:t>согласно</w:t>
-      </w:r>
-      <w:r>
-        <w:rPr>
-          <w:b/>
-        </w:rPr>
-        <w:t xml:space="preserve"> </w:t>
-      </w:r>
-      <w:r>
-        <w:rPr>
-          <w:b/>
-        </w:rPr>
-        <w:t>Контракту</w:t>
-      </w:r>
-      <w:r>
-        <w:rPr>
-          <w:b/>
-        </w:rPr>
-        <w:t xml:space="preserve"> </w:t>
-      </w:r>
-      <w:r>
-        <w:rPr>
-          <w:b/>
-        </w:rPr>
-        <w:t xml:space="preserve">№ 2/24-09 </w:t>
-      </w:r>
-      <w:r>
-        <w:rPr>
-          <w:b/>
-        </w:rPr>
-        <w:t>от</w:t>
-      </w:r>
-      <w:r>
-        <w:rPr>
-          <w:b/>
-        </w:rPr>
-        <w:t xml:space="preserve"> 24.09.2024</w:t>
-      </w:r>
-      <w:r>
-        <w:rPr>
-          <w:b/>
-        </w:rPr>
-        <w:t>г</w:t>
-      </w:r>
-      <w:r>
-        <w:rPr>
-          <w:b/>
-        </w:rPr>
-        <w:t>.</w:t>
-      </w:r>
-    </w:p>
-    <w:p>
-      <w:pPr>
-        <w:pStyle w:val="s4"/>
-        <w:spacing w:before="0" w:beforeAutospacing="0" w:after="0" w:afterAutospacing="0" w:line="0" w:lineRule="auto"/>
-        <w:jc w:val="center"/>
-        <w:rPr>
-          <w:rFonts w:ascii="-webkit-standard" w:hAnsi="-webkit-standard"/>
-          <w:b/>
-          <w:bCs/>
-          <w:color w:val="000000"/>
-        </w:rPr>
-      </w:pPr>
-      <w:r>
-        <w:rPr>
-          <w:rStyle w:val="s3"/>
-          <w:rFonts w:ascii="-webkit-standard" w:hAnsi="-webkit-standard"/>
-          <w:b/>
-          <w:bCs/>
-          <w:color w:val="000000"/>
-        </w:rPr>
-        <w:t>на оказание услуг</w:t>
-      </w:r>
-    </w:p>
-    <w:p>
-      <w:pPr>
-        <w:pStyle w:val="s4"/>
-        <w:spacing w:before="0" w:beforeAutospacing="0" w:after="0" w:afterAutospacing="0" w:line="0" w:lineRule="auto"/>
-        <w:jc w:val="center"/>
-        <w:rPr>
-          <w:rFonts w:ascii="-webkit-standard" w:hAnsi="-webkit-standard"/>
-          <w:b/>
-          <w:bCs/>
-          <w:color w:val="000000"/>
-        </w:rPr>
-      </w:pPr>
-      <w:r>
-        <w:rPr>
-          <w:rStyle w:val="s3"/>
-          <w:rFonts w:ascii="-webkit-standard" w:hAnsi="-webkit-standard"/>
-          <w:b/>
-          <w:bCs/>
-          <w:color w:val="000000"/>
-        </w:rPr>
-        <w:t>по оптимизации эксплуатации газовых скважин с применением твердых пенообразующих реагентов на скважинах месторождения</w:t>
-      </w:r>
-      <w:r>
-        <w:rPr>
-          <w:rStyle w:val="apple-converted-space"/>
-          <w:rFonts w:ascii="-webkit-standard" w:hAnsi="-webkit-standard"/>
-          <w:b/>
-          <w:bCs/>
-          <w:color w:val="000000"/>
-        </w:rPr>
-        <w:t> </w:t>
-      </w:r>
-      <w:r>
-        <w:rPr>
-          <w:rStyle w:val="s3"/>
-          <w:rFonts w:ascii="-webkit-standard" w:hAnsi="-webkit-standard"/>
-          <w:b/>
-          <w:bCs/>
-          <w:color w:val="000000"/>
-        </w:rPr>
-        <w:t>Сургил</w:t>
-      </w:r>
-    </w:p>
-    <w:p>
-      <w:pPr>
-        <w:jc w:val="center"/>
-        <w:rPr>
-          <w:b/>
-        </w:rPr>
-      </w:pPr>
-      <w:r>
-        <w:rPr>
-          <w:b/>
-          <w:lang w:val="en-US"/>
-        </w:rPr>
-        <w:t>to</w:t>
-      </w:r>
-      <w:r>
-        <w:rPr>
-          <w:b/>
-        </w:rPr>
-        <w:t xml:space="preserve"> </w:t>
-      </w:r>
-      <w:r>
-        <w:rPr>
-          <w:b/>
-          <w:sz w:val="22"/>
-          <w:szCs w:val="22"/>
-          <w:lang w:val="en-US"/>
-        </w:rPr>
-        <w:t>Contract</w:t>
-      </w:r>
-      <w:r>
-        <w:rPr>
-          <w:b/>
-          <w:sz w:val="22"/>
-          <w:szCs w:val="22"/>
-        </w:rPr>
-        <w:t xml:space="preserve"> </w:t>
-      </w:r>
-      <w:r>
-        <w:rPr>
-          <w:b/>
-        </w:rPr>
-        <w:t xml:space="preserve">  № 2/24-09 </w:t>
-      </w:r>
-      <w:r>
-        <w:rPr>
-          <w:b/>
-        </w:rPr>
-        <w:t>от</w:t>
-      </w:r>
-      <w:r>
-        <w:rPr>
-          <w:b/>
-        </w:rPr>
-        <w:t xml:space="preserve"> 24.09.2024</w:t>
-      </w:r>
-      <w:r>
-        <w:rPr>
-          <w:b/>
-        </w:rPr>
-        <w:t>г</w:t>
-      </w:r>
-      <w:r>
-        <w:rPr>
-          <w:b/>
-        </w:rPr>
-        <w:t>.</w:t>
-      </w:r>
-    </w:p>
-    <w:p>
-      <w:pPr>
-        <w:jc w:val="center"/>
-        <w:rPr>
-          <w:b/>
-        </w:rPr>
-      </w:pPr>
-    </w:p>
     <w:tbl>
       <w:tblPr>
         <w:tblStyle w:val="a7"/>
-        <w:tblW w:w="15310" w:type="dxa"/>
-        <w:tblInd w:w="-147" w:type="dxa"/>
+        <w:tblW w:w="5000" w:type="pct"/>
         <w:tblBorders>
           <w:top w:val="none" w:sz="0" w:space="0" w:color="auto"/>
           <w:left w:val="none" w:sz="0" w:space="0" w:color="auto"/>
@@ -265,862 +17,206 @@
         <w:tblLook w:val="04A0" w:firstRow="1" w:lastRow="0" w:firstColumn="1" w:lastColumn="0" w:noHBand="0" w:noVBand="1"/>
       </w:tblPr>
       <w:tblGrid>
-        <w:gridCol w:w="7581"/>
-        <w:gridCol w:w="7729"/>
+        <w:gridCol w:w="7568"/>
+        <w:gridCol w:w="7568"/>
       </w:tblGrid>
       <w:tr>
         <w:tc>
           <w:tcPr>
-            <w:tcW w:w="7581" w:type="dxa"/>
-          </w:tcPr>
-          <w:p>
-            <w:pPr>
-              <w:spacing w:line="240" w:lineRule="auto"/>
-              <w:ind w:firstLine="0"/>
-              <w:rPr>
-                <w:b/>
-                <w:bCs/>
-                <w:lang w:val="en-US"/>
-              </w:rPr>
-            </w:pPr>
-            <w:r>
-              <w:rPr>
-                <w:b/>
-                <w:bCs/>
-                <w:sz w:val="20"/>
-                <w:szCs w:val="20"/>
-              </w:rPr>
-              <w:t xml:space="preserve">ИСПОЛНИТЕЛЬ / </w:t>
-            </w:r>
-            <w:r>
-              <w:rPr>
-                <w:b/>
-                <w:bCs/>
-                <w:sz w:val="20"/>
-                <w:szCs w:val="20"/>
-                <w:lang w:val="en-US"/>
-              </w:rPr>
-              <w:t>CONTRACTOR:</w:t>
-            </w:r>
-          </w:p>
-        </w:tc>
-        <w:tc>
-          <w:tcPr>
-            <w:tcW w:w="7729" w:type="dxa"/>
-          </w:tcPr>
-          <w:p>
-            <w:pPr>
-              <w:spacing w:line="240" w:lineRule="auto"/>
-              <w:ind w:firstLine="0"/>
-              <w:rPr>
-                <w:b/>
-                <w:bCs/>
-                <w:lang w:val="en-US"/>
-              </w:rPr>
-            </w:pPr>
-            <w:r>
-              <w:rPr>
-                <w:b/>
-                <w:bCs/>
-                <w:sz w:val="20"/>
-                <w:szCs w:val="20"/>
-              </w:rPr>
-              <w:t xml:space="preserve">ЗАКАЗЧИК / </w:t>
-            </w:r>
-            <w:r>
-              <w:rPr>
-                <w:b/>
-                <w:bCs/>
-                <w:sz w:val="20"/>
-                <w:szCs w:val="20"/>
-                <w:lang w:val="en-US"/>
-              </w:rPr>
-              <w:t>CLIENT:</w:t>
-            </w:r>
-          </w:p>
+            <w:tcW w:w="2500" w:type="pct"/>
+          </w:tcPr>
+          <w:p>
+            <w:r>
+              <w:t>СЧЁТ-ФАКТУРА / INVOICE</w:t>
+            </w:r>
+          </w:p>
+          <w:p>
+            <w:r>
+              <w:t>№ {{ invoice_no }} от {{ act_date }}</w:t>
+            </w:r>
+          </w:p>
+          <w:p>
+            <w:r>
+              <w:t>согласно Контракту № {{ contract_ref }} / to Contract № {{ contract_ref }}</w:t>
+            </w:r>
+          </w:p>
+          <w:p>
+            <w:r>
+              <w:t>на оказание услуг по оптимизации эксплуатации газовых скважин с применением твёрдых пенообразующих реагентов на скважинах месторождения Сургил</w:t>
+            </w:r>
+          </w:p>
+        </w:tc>
+        <w:tc>
+          <w:tcPr>
+            <w:tcW w:w="2500" w:type="pct"/>
+          </w:tcPr>
+          <w:p/>
         </w:tc>
       </w:tr>
       <w:tr>
         <w:tc>
           <w:tcPr>
-            <w:tcW w:w="7581" w:type="dxa"/>
-          </w:tcPr>
-          <w:p>
-            <w:pPr>
-              <w:spacing w:line="240" w:lineRule="auto"/>
-              <w:ind w:firstLine="0"/>
-              <w:rPr>
-                <w:sz w:val="20"/>
-                <w:szCs w:val="20"/>
-                <w:lang w:val="en-US"/>
-              </w:rPr>
-            </w:pPr>
-            <w:r>
-              <w:rPr>
-                <w:sz w:val="20"/>
-                <w:szCs w:val="20"/>
-                <w:lang w:val="en-US"/>
-              </w:rPr>
-              <w:t>«UNITOOL»</w:t>
-            </w:r>
-            <w:r>
-              <w:rPr>
-                <w:sz w:val="20"/>
-                <w:szCs w:val="20"/>
-                <w:lang w:val="en-US"/>
-              </w:rPr>
-              <w:t xml:space="preserve"> </w:t>
-            </w:r>
-            <w:r>
-              <w:rPr>
-                <w:sz w:val="20"/>
-                <w:szCs w:val="20"/>
-                <w:lang w:val="en-US"/>
-              </w:rPr>
-              <w:t>LLC</w:t>
-            </w:r>
-          </w:p>
-          <w:p>
-            <w:pPr>
-              <w:spacing w:line="240" w:lineRule="auto"/>
-              <w:ind w:firstLine="0"/>
-              <w:rPr>
-                <w:sz w:val="20"/>
-                <w:szCs w:val="20"/>
-                <w:lang w:val="en-US" w:eastAsia="zh-CN"/>
-              </w:rPr>
-            </w:pPr>
-            <w:r>
-              <w:rPr>
-                <w:sz w:val="20"/>
-                <w:szCs w:val="20"/>
-                <w:lang w:val="en-US" w:eastAsia="zh-CN"/>
-              </w:rPr>
-              <w:t>T</w:t>
-            </w:r>
-            <w:r>
-              <w:rPr>
-                <w:rFonts w:eastAsiaTheme="minorEastAsia"/>
-                <w:sz w:val="20"/>
-                <w:szCs w:val="20"/>
-                <w:lang w:val="en-US" w:eastAsia="ko-KR"/>
-              </w:rPr>
-              <w:t>IN</w:t>
-            </w:r>
-            <w:r>
-              <w:rPr>
-                <w:sz w:val="20"/>
-                <w:szCs w:val="20"/>
-                <w:lang w:val="en-US" w:eastAsia="zh-CN"/>
-              </w:rPr>
-              <w:t xml:space="preserve"> 309222928</w:t>
-            </w:r>
-          </w:p>
-          <w:p>
-            <w:pPr>
-              <w:spacing w:line="240" w:lineRule="auto"/>
-              <w:ind w:firstLine="0"/>
-              <w:rPr>
-                <w:sz w:val="20"/>
-                <w:szCs w:val="20"/>
-                <w:lang w:val="en-US" w:eastAsia="zh-CN"/>
-              </w:rPr>
-            </w:pPr>
-            <w:proofErr w:type="spellStart"/>
-            <w:r>
-              <w:rPr>
-                <w:sz w:val="20"/>
-                <w:szCs w:val="20"/>
-                <w:lang w:val="en-US" w:eastAsia="zh-CN"/>
-              </w:rPr>
-              <w:t>Kungrad</w:t>
-            </w:r>
-            <w:proofErr w:type="spellEnd"/>
-            <w:r>
-              <w:rPr>
-                <w:sz w:val="20"/>
-                <w:szCs w:val="20"/>
-                <w:lang w:val="en-US" w:eastAsia="zh-CN"/>
-              </w:rPr>
-              <w:t xml:space="preserve"> district, Republic of </w:t>
-            </w:r>
-            <w:proofErr w:type="spellStart"/>
-            <w:r>
-              <w:rPr>
-                <w:sz w:val="20"/>
-                <w:szCs w:val="20"/>
-                <w:lang w:val="en-US" w:eastAsia="zh-CN"/>
-              </w:rPr>
-              <w:t>Karakalpakstan</w:t>
-            </w:r>
-            <w:proofErr w:type="spellEnd"/>
-            <w:r>
-              <w:rPr>
-                <w:sz w:val="20"/>
-                <w:szCs w:val="20"/>
-                <w:lang w:val="en-US" w:eastAsia="zh-CN"/>
-              </w:rPr>
-              <w:t>,</w:t>
-            </w:r>
-          </w:p>
-          <w:p>
-            <w:pPr>
-              <w:spacing w:line="240" w:lineRule="auto"/>
-              <w:ind w:firstLine="0"/>
-              <w:rPr>
-                <w:sz w:val="20"/>
-                <w:szCs w:val="20"/>
-                <w:lang w:val="en-US" w:eastAsia="zh-CN"/>
-              </w:rPr>
-            </w:pPr>
-            <w:proofErr w:type="spellStart"/>
-            <w:r>
-              <w:rPr>
-                <w:sz w:val="20"/>
-                <w:szCs w:val="20"/>
-                <w:lang w:val="en-US" w:eastAsia="zh-CN"/>
-              </w:rPr>
-              <w:t>Kungrad</w:t>
-            </w:r>
-            <w:proofErr w:type="spellEnd"/>
-            <w:r>
-              <w:rPr>
-                <w:sz w:val="20"/>
-                <w:szCs w:val="20"/>
-                <w:lang w:val="en-US" w:eastAsia="zh-CN"/>
-              </w:rPr>
-              <w:t xml:space="preserve"> region, </w:t>
-            </w:r>
-            <w:proofErr w:type="spellStart"/>
-            <w:r>
-              <w:rPr>
-                <w:sz w:val="20"/>
-                <w:szCs w:val="20"/>
-                <w:lang w:val="en-US" w:eastAsia="zh-CN"/>
-              </w:rPr>
-              <w:t>Azatliq</w:t>
-            </w:r>
-            <w:proofErr w:type="spellEnd"/>
-            <w:r>
-              <w:rPr>
-                <w:sz w:val="20"/>
-                <w:szCs w:val="20"/>
-                <w:lang w:val="en-US" w:eastAsia="zh-CN"/>
-              </w:rPr>
-              <w:t xml:space="preserve"> MFY, </w:t>
-            </w:r>
-            <w:proofErr w:type="spellStart"/>
-            <w:r>
-              <w:rPr>
-                <w:sz w:val="20"/>
-                <w:szCs w:val="20"/>
-                <w:lang w:val="en-US" w:eastAsia="zh-CN"/>
-              </w:rPr>
-              <w:t>G'a'rezsizlik</w:t>
-            </w:r>
-            <w:proofErr w:type="spellEnd"/>
-            <w:r>
-              <w:rPr>
-                <w:sz w:val="20"/>
-                <w:szCs w:val="20"/>
-                <w:lang w:val="en-US" w:eastAsia="zh-CN"/>
-              </w:rPr>
-              <w:t xml:space="preserve"> street, house 11</w:t>
-            </w:r>
-          </w:p>
-          <w:p>
-            <w:pPr>
-              <w:spacing w:line="240" w:lineRule="auto"/>
-              <w:ind w:firstLine="0"/>
-              <w:rPr>
-                <w:sz w:val="20"/>
-                <w:szCs w:val="20"/>
-                <w:lang w:val="en-US"/>
-              </w:rPr>
-            </w:pPr>
-            <w:r>
-              <w:rPr>
-                <w:sz w:val="20"/>
-                <w:szCs w:val="20"/>
-                <w:lang w:val="en-US"/>
-              </w:rPr>
+            <w:tcW w:w="2500" w:type="pct"/>
+          </w:tcPr>
+          <w:p>
+            <w:r>
+              <w:t>ИСПОЛНИТЕЛЬ / CONTRACTOR:</w:t>
+            </w:r>
+          </w:p>
+          <w:p>
+            <w:r>
+              <w:t>«UNITOOL» LLC</w:t>
+            </w:r>
+          </w:p>
+          <w:p>
+            <w:r>
+              <w:t>TIN 309222928</w:t>
+            </w:r>
+          </w:p>
+          <w:p>
+            <w:r>
+              <w:t>Kungrad district, Republic of Karakalpakstan,</w:t>
+            </w:r>
+          </w:p>
+          <w:p>
+            <w:r>
+              <w:t>Kungrad region, Azatliq MFY, G'a'rezsizlik street, house 11</w:t>
+            </w:r>
+          </w:p>
+          <w:p>
+            <w:r>
               <w:t>Bank details:</w:t>
             </w:r>
           </w:p>
           <w:p>
-            <w:pPr>
-              <w:spacing w:line="240" w:lineRule="auto"/>
-              <w:ind w:firstLine="0"/>
-              <w:rPr>
-                <w:rFonts w:eastAsia="Arial Unicode MS"/>
-                <w:sz w:val="20"/>
-                <w:szCs w:val="20"/>
-                <w:lang w:val="en-US" w:eastAsia="en-US"/>
-              </w:rPr>
-            </w:pPr>
-            <w:r>
-              <w:rPr>
-                <w:rFonts w:eastAsia="Arial Unicode MS"/>
-                <w:sz w:val="20"/>
-                <w:szCs w:val="20"/>
-                <w:lang w:eastAsia="en-US"/>
-              </w:rPr>
-              <w:t>В</w:t>
-            </w:r>
-            <w:r>
-              <w:rPr>
-                <w:rFonts w:eastAsia="Arial Unicode MS"/>
-                <w:sz w:val="20"/>
-                <w:szCs w:val="20"/>
-                <w:lang w:val="en-US" w:eastAsia="en-US"/>
-              </w:rPr>
-              <w:t>/</w:t>
-            </w:r>
-            <w:r>
-              <w:rPr>
-                <w:rFonts w:eastAsia="Arial Unicode MS"/>
-                <w:sz w:val="20"/>
-                <w:szCs w:val="20"/>
-                <w:lang w:eastAsia="en-US"/>
-              </w:rPr>
-              <w:t>а</w:t>
-            </w:r>
-            <w:r>
-              <w:rPr>
-                <w:rFonts w:eastAsia="Arial Unicode MS"/>
-                <w:sz w:val="20"/>
-                <w:szCs w:val="20"/>
-                <w:lang w:val="en-US" w:eastAsia="en-US"/>
-              </w:rPr>
-              <w:t>: 20208000905483697001</w:t>
-            </w:r>
-          </w:p>
-          <w:p>
-            <w:pPr>
-              <w:spacing w:line="240" w:lineRule="auto"/>
-              <w:ind w:firstLine="0"/>
-              <w:rPr>
-                <w:rFonts w:eastAsia="Arial Unicode MS"/>
-                <w:sz w:val="20"/>
-                <w:szCs w:val="20"/>
-                <w:lang w:val="en-US" w:eastAsia="en-US"/>
-              </w:rPr>
-            </w:pPr>
-            <w:r>
-              <w:rPr>
-                <w:rFonts w:eastAsia="Arial Unicode MS"/>
-                <w:sz w:val="20"/>
-                <w:szCs w:val="20"/>
-                <w:lang w:val="en-US" w:eastAsia="en-US"/>
-              </w:rPr>
-              <w:t>in OPERU JSCB «</w:t>
-            </w:r>
-            <w:proofErr w:type="spellStart"/>
-            <w:r>
-              <w:rPr>
-                <w:rFonts w:eastAsia="Arial Unicode MS"/>
-                <w:sz w:val="20"/>
-                <w:szCs w:val="20"/>
-                <w:lang w:val="en-US" w:eastAsia="en-US"/>
-              </w:rPr>
-              <w:t>Kapitalbank</w:t>
-            </w:r>
-            <w:proofErr w:type="spellEnd"/>
-            <w:r>
-              <w:rPr>
-                <w:rFonts w:eastAsia="Arial Unicode MS"/>
-                <w:sz w:val="20"/>
-                <w:szCs w:val="20"/>
-                <w:lang w:val="en-US" w:eastAsia="en-US"/>
-              </w:rPr>
-              <w:t>»</w:t>
-            </w:r>
-          </w:p>
-          <w:p>
-            <w:pPr>
-              <w:spacing w:line="240" w:lineRule="auto"/>
-              <w:ind w:firstLine="0"/>
-              <w:rPr>
-                <w:rFonts w:eastAsia="Arial Unicode MS"/>
-                <w:sz w:val="20"/>
-                <w:szCs w:val="20"/>
-                <w:lang w:val="en-US" w:eastAsia="en-US"/>
-              </w:rPr>
-            </w:pPr>
-            <w:r>
-              <w:rPr>
-                <w:sz w:val="20"/>
-                <w:szCs w:val="20"/>
-                <w:lang w:val="en-US"/>
-              </w:rPr>
-              <w:t xml:space="preserve">Bank code: </w:t>
-            </w:r>
-            <w:r>
-              <w:rPr>
-                <w:rFonts w:eastAsia="Arial Unicode MS"/>
-                <w:sz w:val="20"/>
-                <w:szCs w:val="20"/>
-                <w:lang w:val="en-US" w:eastAsia="en-US"/>
-              </w:rPr>
-              <w:t>00974</w:t>
-            </w:r>
-          </w:p>
-          <w:p>
-            <w:pPr>
-              <w:spacing w:line="240" w:lineRule="auto"/>
-              <w:ind w:firstLine="0"/>
-              <w:rPr>
-                <w:highlight w:val="yellow"/>
-                <w:lang w:val="en-US"/>
-              </w:rPr>
-            </w:pPr>
-            <w:r>
-              <w:rPr>
-                <w:rFonts w:eastAsia="Arial Unicode MS"/>
-                <w:sz w:val="20"/>
-                <w:szCs w:val="20"/>
-                <w:lang w:val="en-US" w:eastAsia="en-US"/>
-              </w:rPr>
-              <w:t>T</w:t>
-            </w:r>
-            <w:r>
-              <w:rPr>
-                <w:rFonts w:eastAsia="Arial Unicode MS"/>
-                <w:sz w:val="20"/>
-                <w:szCs w:val="20"/>
-                <w:lang w:val="en-US" w:eastAsia="en-US"/>
-              </w:rPr>
-              <w:t>IN</w:t>
-            </w:r>
-            <w:r>
-              <w:rPr>
-                <w:rFonts w:eastAsia="Arial Unicode MS"/>
-                <w:sz w:val="20"/>
-                <w:szCs w:val="20"/>
-                <w:lang w:val="en-US" w:eastAsia="en-US"/>
-              </w:rPr>
-              <w:t>: 203591761</w:t>
-            </w:r>
-            <w:r>
-              <w:rPr>
-                <w:rFonts w:eastAsia="Arial Unicode MS"/>
-                <w:sz w:val="20"/>
-                <w:szCs w:val="20"/>
-                <w:lang w:val="en-US" w:eastAsia="en-US"/>
-              </w:rPr>
-              <w:t xml:space="preserve"> </w:t>
-            </w:r>
-            <w:r>
-              <w:rPr>
-                <w:rFonts w:eastAsia="Arial Unicode MS"/>
-                <w:sz w:val="20"/>
-                <w:szCs w:val="20"/>
-                <w:lang w:val="en-US" w:eastAsia="en-US"/>
-              </w:rPr>
-              <w:t>OKPO</w:t>
-            </w:r>
-            <w:r>
-              <w:rPr>
-                <w:rFonts w:eastAsia="Arial Unicode MS"/>
-                <w:sz w:val="20"/>
-                <w:szCs w:val="20"/>
-                <w:lang w:val="en-US" w:eastAsia="en-US"/>
-              </w:rPr>
-              <w:t>:</w:t>
-            </w:r>
-            <w:r>
-              <w:rPr>
-                <w:rFonts w:eastAsia="Arial Unicode MS"/>
-                <w:sz w:val="20"/>
-                <w:szCs w:val="20"/>
-                <w:lang w:val="en-US" w:eastAsia="en-US"/>
-              </w:rPr>
-              <w:t xml:space="preserve"> 17763371</w:t>
-            </w:r>
-            <w:r>
-              <w:rPr>
-                <w:rFonts w:eastAsia="Arial Unicode MS"/>
-                <w:sz w:val="20"/>
-                <w:szCs w:val="20"/>
-                <w:lang w:eastAsia="en-US"/>
-              </w:rPr>
-              <w:t>О</w:t>
-            </w:r>
-            <w:r>
-              <w:rPr>
-                <w:rFonts w:eastAsia="Arial Unicode MS"/>
-                <w:sz w:val="20"/>
-                <w:szCs w:val="20"/>
-                <w:lang w:val="en-US" w:eastAsia="en-US"/>
-              </w:rPr>
-              <w:t>KED</w:t>
-            </w:r>
-            <w:r>
-              <w:rPr>
-                <w:rFonts w:eastAsia="Arial Unicode MS"/>
-                <w:sz w:val="20"/>
-                <w:szCs w:val="20"/>
-                <w:lang w:val="en-US" w:eastAsia="en-US"/>
-              </w:rPr>
-              <w:t>:</w:t>
-            </w:r>
-            <w:r>
-              <w:rPr>
-                <w:rFonts w:eastAsia="Arial Unicode MS"/>
-                <w:sz w:val="20"/>
-                <w:szCs w:val="20"/>
-                <w:lang w:val="en-US" w:eastAsia="en-US"/>
-              </w:rPr>
-              <w:t xml:space="preserve"> 64190</w:t>
-            </w:r>
-          </w:p>
-        </w:tc>
-        <w:tc>
-          <w:tcPr>
-            <w:tcW w:w="7729" w:type="dxa"/>
-          </w:tcPr>
-          <w:p>
-            <w:pPr>
-              <w:spacing w:line="240" w:lineRule="auto"/>
-              <w:ind w:firstLine="0"/>
-              <w:rPr>
-                <w:sz w:val="20"/>
-                <w:szCs w:val="20"/>
-                <w:lang w:val="en-US"/>
-              </w:rPr>
-            </w:pPr>
-            <w:r>
-              <w:rPr>
-                <w:sz w:val="20"/>
-                <w:szCs w:val="20"/>
-                <w:lang w:val="en-US"/>
-              </w:rPr>
+            <w:r>
+              <w:t>В/а: 20208000905483697001</w:t>
+            </w:r>
+          </w:p>
+          <w:p>
+            <w:r>
+              <w:t>in OPERU JSCB «Kapitalbank»</w:t>
+            </w:r>
+          </w:p>
+          <w:p>
+            <w:r>
+              <w:t>Bank code: 00974</w:t>
+            </w:r>
+          </w:p>
+          <w:p>
+            <w:r>
+              <w:t>TIN: 203591761  OKPO: 17763371  OKED: 64190</w:t>
+            </w:r>
+          </w:p>
+        </w:tc>
+        <w:tc>
+          <w:tcPr>
+            <w:tcW w:w="2500" w:type="pct"/>
+          </w:tcPr>
+          <w:p>
+            <w:r>
+              <w:t>ЗАКАЗЧИК / CLIENT:</w:t>
+            </w:r>
+          </w:p>
+          <w:p>
+            <w:r>
               <w:t>JV «Uz-Kor Gas Chemical» LLC</w:t>
             </w:r>
           </w:p>
           <w:p>
-            <w:pPr>
-              <w:spacing w:line="240" w:lineRule="auto"/>
-              <w:ind w:firstLine="0"/>
-              <w:rPr>
-                <w:sz w:val="20"/>
-                <w:szCs w:val="20"/>
-                <w:lang w:val="en-US"/>
-              </w:rPr>
-            </w:pPr>
-            <w:r>
-              <w:rPr>
-                <w:sz w:val="20"/>
-                <w:szCs w:val="20"/>
-                <w:lang w:val="en-US"/>
-              </w:rPr>
-              <w:t xml:space="preserve">Republic of Uzbekistan, Republic of </w:t>
-            </w:r>
-            <w:proofErr w:type="spellStart"/>
-            <w:r>
-              <w:rPr>
-                <w:sz w:val="20"/>
-                <w:szCs w:val="20"/>
-                <w:lang w:val="en-US"/>
-              </w:rPr>
-              <w:t>Karakalpakstan</w:t>
-            </w:r>
-            <w:proofErr w:type="spellEnd"/>
-            <w:r>
-              <w:rPr>
-                <w:sz w:val="20"/>
-                <w:szCs w:val="20"/>
-                <w:lang w:val="en-US"/>
-              </w:rPr>
-              <w:t xml:space="preserve">, Nukus city, </w:t>
-            </w:r>
-            <w:proofErr w:type="spellStart"/>
-            <w:r>
-              <w:rPr>
-                <w:sz w:val="20"/>
-                <w:szCs w:val="20"/>
-                <w:lang w:val="en-US"/>
-              </w:rPr>
-              <w:t>Karatau</w:t>
-            </w:r>
-            <w:proofErr w:type="spellEnd"/>
-            <w:r>
-              <w:rPr>
-                <w:sz w:val="20"/>
-                <w:szCs w:val="20"/>
-                <w:lang w:val="en-US"/>
-              </w:rPr>
-              <w:t xml:space="preserve">, </w:t>
-            </w:r>
-            <w:proofErr w:type="spellStart"/>
-            <w:r>
-              <w:rPr>
-                <w:sz w:val="20"/>
-                <w:szCs w:val="20"/>
-                <w:lang w:val="en-US"/>
-              </w:rPr>
-              <w:t>G’arezsizlik</w:t>
-            </w:r>
-            <w:proofErr w:type="spellEnd"/>
-            <w:r>
-              <w:rPr>
-                <w:sz w:val="20"/>
-                <w:szCs w:val="20"/>
-                <w:lang w:val="en-US"/>
-              </w:rPr>
-              <w:t xml:space="preserve"> MFY, </w:t>
-            </w:r>
-            <w:proofErr w:type="spellStart"/>
-            <w:r>
-              <w:rPr>
-                <w:sz w:val="20"/>
-                <w:szCs w:val="20"/>
-                <w:lang w:val="en-US"/>
-              </w:rPr>
-              <w:t>To’rtko’l</w:t>
-            </w:r>
-            <w:proofErr w:type="spellEnd"/>
-            <w:r>
-              <w:rPr>
-                <w:sz w:val="20"/>
-                <w:szCs w:val="20"/>
-                <w:lang w:val="en-US"/>
-              </w:rPr>
-              <w:t xml:space="preserve"> </w:t>
-            </w:r>
-            <w:proofErr w:type="spellStart"/>
-            <w:r>
-              <w:rPr>
-                <w:sz w:val="20"/>
-                <w:szCs w:val="20"/>
-                <w:lang w:val="en-US"/>
-              </w:rPr>
-              <w:t>guzari</w:t>
-            </w:r>
-            <w:proofErr w:type="spellEnd"/>
-            <w:r>
-              <w:rPr>
-                <w:sz w:val="20"/>
-                <w:szCs w:val="20"/>
-                <w:lang w:val="en-US"/>
-              </w:rPr>
-              <w:t xml:space="preserve"> street, building 121</w:t>
-            </w:r>
-          </w:p>
-          <w:p>
-            <w:pPr>
-              <w:spacing w:line="240" w:lineRule="auto"/>
-              <w:ind w:firstLine="0"/>
-              <w:rPr>
-                <w:sz w:val="20"/>
-                <w:szCs w:val="20"/>
-                <w:lang w:val="en-US"/>
-              </w:rPr>
-            </w:pPr>
-            <w:r>
-              <w:rPr>
-                <w:sz w:val="20"/>
-                <w:szCs w:val="20"/>
-                <w:lang w:val="en-US"/>
-              </w:rPr>
-              <w:t>Address of Tashkent office:</w:t>
-            </w:r>
-          </w:p>
-          <w:p>
-            <w:pPr>
-              <w:spacing w:line="240" w:lineRule="auto"/>
-              <w:ind w:firstLine="0"/>
-              <w:rPr>
-                <w:sz w:val="20"/>
-                <w:szCs w:val="20"/>
-                <w:lang w:val="en-US"/>
-              </w:rPr>
-            </w:pPr>
-            <w:r>
-              <w:rPr>
-                <w:sz w:val="20"/>
-                <w:szCs w:val="20"/>
-                <w:lang w:val="en-US"/>
-              </w:rPr>
-              <w:t xml:space="preserve">100128, </w:t>
-            </w:r>
-            <w:proofErr w:type="spellStart"/>
-            <w:r>
-              <w:rPr>
-                <w:sz w:val="20"/>
-                <w:szCs w:val="20"/>
-                <w:lang w:val="en-US"/>
-              </w:rPr>
-              <w:t>Zulfiyakhonim</w:t>
-            </w:r>
-            <w:proofErr w:type="spellEnd"/>
-            <w:r>
-              <w:rPr>
-                <w:sz w:val="20"/>
-                <w:szCs w:val="20"/>
-                <w:lang w:val="en-US"/>
-              </w:rPr>
-              <w:t xml:space="preserve"> str. 112</w:t>
-            </w:r>
-          </w:p>
-          <w:p>
-            <w:pPr>
-              <w:spacing w:line="240" w:lineRule="auto"/>
-              <w:ind w:firstLine="0"/>
-              <w:rPr>
-                <w:sz w:val="20"/>
-                <w:szCs w:val="20"/>
-                <w:lang w:val="en-US"/>
-              </w:rPr>
-            </w:pPr>
-            <w:r>
-              <w:rPr>
-                <w:sz w:val="20"/>
-                <w:szCs w:val="20"/>
-                <w:lang w:val="en-US"/>
-              </w:rPr>
-              <w:t>Tel/fax: +998-7</w:t>
-            </w:r>
-            <w:r>
-              <w:rPr>
-                <w:sz w:val="20"/>
-                <w:szCs w:val="20"/>
-                <w:lang w:val="en-US"/>
-              </w:rPr>
-              <w:t>8</w:t>
-            </w:r>
-            <w:r>
-              <w:rPr>
-                <w:sz w:val="20"/>
-                <w:szCs w:val="20"/>
-                <w:lang w:val="en-US"/>
-              </w:rPr>
-              <w:t>-129-29-00. E-mail: info@uz-kor.com</w:t>
-            </w:r>
-          </w:p>
-          <w:p>
-            <w:pPr>
-              <w:spacing w:line="240" w:lineRule="auto"/>
-              <w:ind w:firstLine="0"/>
-              <w:rPr>
-                <w:sz w:val="20"/>
-                <w:szCs w:val="20"/>
-                <w:lang w:val="en-US"/>
-              </w:rPr>
-            </w:pPr>
-            <w:r>
-              <w:rPr>
-                <w:sz w:val="20"/>
-                <w:szCs w:val="20"/>
-                <w:lang w:val="en-US"/>
-              </w:rPr>
+            <w:r>
+              <w:t>Republic of Uzbekistan, Republic of Karakalpakstan, Nukus city, Karatau,</w:t>
+            </w:r>
+          </w:p>
+          <w:p>
+            <w:r>
+              <w:t>G'arezsizlik MFY, To'rtko'l guzari street, building 121</w:t>
+            </w:r>
+          </w:p>
+          <w:p>
+            <w:r>
+              <w:t>Address of Tashkent office: 100128, Zulfiyakhonim str. 112</w:t>
+            </w:r>
+          </w:p>
+          <w:p>
+            <w:r>
+              <w:t>Tel/fax: +998-78-129-29-00. E-mail: info@uz-kor.com</w:t>
+            </w:r>
+          </w:p>
+          <w:p>
+            <w:r>
               <w:t>Bank details:</w:t>
             </w:r>
           </w:p>
           <w:p>
-            <w:pPr>
-              <w:spacing w:line="240" w:lineRule="auto"/>
-              <w:ind w:firstLine="0"/>
-              <w:rPr>
-                <w:sz w:val="20"/>
-                <w:szCs w:val="20"/>
-                <w:lang w:val="en-US"/>
-              </w:rPr>
-            </w:pPr>
-            <w:r>
-              <w:rPr>
-                <w:sz w:val="20"/>
-                <w:szCs w:val="20"/>
-                <w:lang w:val="en-US"/>
-              </w:rPr>
+            <w:r>
               <w:t>B/a: 20214000904704378001 in CJSC «KDB Bank Uzbekistan» Tashkent</w:t>
             </w:r>
           </w:p>
           <w:p>
-            <w:pPr>
-              <w:spacing w:line="240" w:lineRule="auto"/>
-              <w:ind w:firstLine="0"/>
-              <w:rPr>
-                <w:sz w:val="20"/>
-                <w:szCs w:val="20"/>
-                <w:lang w:val="en-US"/>
-              </w:rPr>
-            </w:pPr>
-            <w:r>
-              <w:rPr>
-                <w:sz w:val="20"/>
-                <w:szCs w:val="20"/>
-                <w:lang w:val="en-US"/>
-              </w:rPr>
-              <w:t>Bank code: 00842</w:t>
-            </w:r>
-            <w:r>
-              <w:rPr>
-                <w:sz w:val="20"/>
-                <w:szCs w:val="20"/>
-                <w:lang w:val="en-US"/>
-              </w:rPr>
-              <w:t xml:space="preserve"> </w:t>
-            </w:r>
-            <w:r>
-              <w:rPr>
-                <w:sz w:val="20"/>
-                <w:szCs w:val="20"/>
-                <w:lang w:val="en-US"/>
-              </w:rPr>
-              <w:t>OKONH: 11232T</w:t>
-            </w:r>
-            <w:r>
-              <w:rPr>
-                <w:sz w:val="20"/>
-                <w:szCs w:val="20"/>
-                <w:lang w:val="en-US"/>
-              </w:rPr>
-              <w:t>IN</w:t>
-            </w:r>
-            <w:r>
-              <w:rPr>
-                <w:sz w:val="20"/>
-                <w:szCs w:val="20"/>
-                <w:lang w:val="en-US"/>
-              </w:rPr>
-              <w:t>: 300 829</w:t>
-            </w:r>
-            <w:r>
-              <w:rPr>
-                <w:sz w:val="20"/>
-                <w:szCs w:val="20"/>
-                <w:lang w:val="en-US"/>
-              </w:rPr>
-              <w:t> </w:t>
-            </w:r>
-            <w:r>
-              <w:rPr>
-                <w:sz w:val="20"/>
-                <w:szCs w:val="20"/>
-                <w:lang w:val="en-US"/>
-              </w:rPr>
-              <w:t>145</w:t>
-            </w:r>
-          </w:p>
-          <w:p>
-            <w:pPr>
-              <w:spacing w:line="240" w:lineRule="auto"/>
-              <w:ind w:firstLine="0"/>
-              <w:rPr>
-                <w:sz w:val="20"/>
-                <w:szCs w:val="20"/>
-                <w:lang w:val="en-US"/>
-              </w:rPr>
-            </w:pPr>
+            <w:r>
+              <w:t>Bank code: 00842  OKONH: 11232  TIN: 300 829 145</w:t>
+            </w:r>
           </w:p>
         </w:tc>
       </w:tr>
     </w:tbl>
     <w:p>
       <w:pPr>
-        <w:spacing w:line="240" w:lineRule="auto"/>
-        <w:ind w:firstLine="0"/>
+        <w:rPr>
+          <w:b/>
+          <w:bCs/>
+          <w:sz w:val="22"/>
+          <w:szCs w:val="22"/>
+        </w:rPr>
+      </w:pPr>
+    </w:p>
+    <w:p>
+      <w:pPr>
+        <w:rPr>
+          <w:b/>
+          <w:bCs/>
+          <w:sz w:val="22"/>
+          <w:szCs w:val="22"/>
+        </w:rPr>
+      </w:pPr>
+      <w:r>
+        <w:rPr>
+          <w:b/>
+          <w:bCs/>
+          <w:sz w:val="22"/>
+          <w:szCs w:val="22"/>
+        </w:rPr>
+        <w:t>Перечень работ выполненных в отчетный период / List of works performed during the reporting</w:t>
+      </w:r>
+      <w:r>
+        <w:rPr>
+          <w:b/>
+          <w:bCs/>
+          <w:sz w:val="22"/>
+          <w:szCs w:val="22"/>
+          <w:lang w:val="en-US"/>
+        </w:rPr>
+        <w:t xml:space="preserve"> </w:t>
+      </w:r>
+      <w:r>
+        <w:rPr>
+          <w:b/>
+          <w:bCs/>
+          <w:sz w:val="22"/>
+          <w:szCs w:val="22"/>
+        </w:rPr>
+        <w:t>period</w:t>
+      </w:r>
+    </w:p>
+    <w:p>
+      <w:pPr>
+        <w:rPr>
+          <w:b/>
+          <w:bCs/>
+          <w:sz w:val="22"/>
+          <w:szCs w:val="22"/>
+        </w:rPr>
       </w:pPr>
     </w:p>
     <w:tbl>
@@ -2936,49 +2032,82 @@
         </w:tc>
       </w:tr>
     </w:tbl>
-    <w:p/>
-    <w:p/>
-    <w:p/>
-    <w:p/>
-    <w:p/>
-    <w:p/>
-    <w:p/>
-    <w:p/>
-    <w:p/>
+    <w:p>
+      <w:pPr>
+        <w:rPr>
+          <w:b/>
+          <w:bCs/>
+          <w:sz w:val="22"/>
+          <w:szCs w:val="22"/>
+        </w:rPr>
+      </w:pPr>
+    </w:p>
+    <w:p>
+      <w:pPr>
+        <w:rPr>
+          <w:b/>
+          <w:bCs/>
+          <w:sz w:val="22"/>
+          <w:szCs w:val="22"/>
+        </w:rPr>
+      </w:pPr>
+    </w:p>
     <w:tbl>
       <w:tblPr>
-        <w:tblStyle w:val="a7"/>
-        <w:tblW w:w="0" w:type="auto"/>
-        <w:tblInd w:w="-5" w:type="dxa"/>
-        <w:tblBorders>
-          <w:top w:val="none" w:sz="0" w:space="0" w:color="auto"/>
-          <w:left w:val="none" w:sz="0" w:space="0" w:color="auto"/>
-          <w:bottom w:val="none" w:sz="0" w:space="0" w:color="auto"/>
-          <w:right w:val="none" w:sz="0" w:space="0" w:color="auto"/>
-          <w:insideH w:val="none" w:sz="0" w:space="0" w:color="auto"/>
-          <w:insideV w:val="none" w:sz="0" w:space="0" w:color="auto"/>
-        </w:tblBorders>
-        <w:tblLook w:val="04A0" w:firstRow="1" w:lastRow="0" w:firstColumn="1" w:lastColumn="0" w:noHBand="0" w:noVBand="1"/>
+        <w:tblW w:w="5000" w:type="pct"/>
+        <w:jc w:val="center"/>
+        <w:tblLook w:val="0000" w:firstRow="0" w:lastRow="0" w:firstColumn="0" w:lastColumn="0" w:noHBand="0" w:noVBand="0"/>
       </w:tblPr>
       <w:tblGrid>
-        <w:gridCol w:w="4959"/>
-        <w:gridCol w:w="4959"/>
-        <w:gridCol w:w="4960"/>
+        <w:gridCol w:w="7350"/>
+        <w:gridCol w:w="7786"/>
       </w:tblGrid>
       <w:tr>
-        <w:tc>
-          <w:tcPr>
-            <w:tcW w:w="4959" w:type="dxa"/>
-          </w:tcPr>
-          <w:p>
-            <w:pPr>
-              <w:ind w:firstLine="0"/>
+        <w:trPr>
+          <w:trHeight w:val="278"/>
+          <w:jc w:val="center"/>
+        </w:trPr>
+        <w:tc>
+          <w:tcPr>
+            <w:tcW w:w="2428" w:type="pct"/>
+            <w:shd w:val="clear" w:color="auto" w:fill="BFBFBF" w:themeFill="background1" w:themeFillShade="BF"/>
+          </w:tcPr>
+          <w:p>
+            <w:pPr>
+              <w:ind w:left="5"/>
+              <w:jc w:val="center"/>
+              <w:rPr>
+                <w:b/>
+                <w:sz w:val="22"/>
+                <w:szCs w:val="22"/>
+                <w:lang w:val="en-US"/>
+              </w:rPr>
+            </w:pPr>
+            <w:r>
+              <w:rPr>
+                <w:b/>
+                <w:sz w:val="22"/>
+                <w:szCs w:val="22"/>
+                <w:lang w:val="en-US"/>
+              </w:rPr>
+              <w:t>SIGNATURES OF THE PARTIES</w:t>
+            </w:r>
+          </w:p>
+        </w:tc>
+        <w:tc>
+          <w:tcPr>
+            <w:tcW w:w="2572" w:type="pct"/>
+            <w:shd w:val="clear" w:color="auto" w:fill="BFBFBF" w:themeFill="background1" w:themeFillShade="BF"/>
+          </w:tcPr>
+          <w:p>
+            <w:pPr>
+              <w:jc w:val="center"/>
               <w:rPr>
                 <w:b/>
                 <w:bCs/>
                 <w:sz w:val="22"/>
                 <w:szCs w:val="22"/>
-                <w:lang w:val="en-US"/>
+                <w:lang w:val="ru-RU"/>
               </w:rPr>
             </w:pPr>
             <w:r>
@@ -2987,338 +2116,85 @@
                 <w:bCs/>
                 <w:sz w:val="22"/>
                 <w:szCs w:val="22"/>
-                <w:lang w:val="en-US"/>
-              </w:rPr>
-              <w:t>LLC “UNITOOL”</w:t>
-            </w:r>
-          </w:p>
-        </w:tc>
-        <w:tc>
-          <w:tcPr>
-            <w:tcW w:w="4959" w:type="dxa"/>
-          </w:tcPr>
-          <w:p>
-            <w:pPr>
-              <w:ind w:firstLine="0"/>
-              <w:rPr>
-                <w:sz w:val="22"/>
-                <w:szCs w:val="22"/>
-                <w:lang w:val="en-US"/>
-              </w:rPr>
-            </w:pPr>
-          </w:p>
-        </w:tc>
-        <w:tc>
-          <w:tcPr>
-            <w:tcW w:w="4960" w:type="dxa"/>
-          </w:tcPr>
-          <w:p>
-            <w:pPr>
-              <w:ind w:firstLine="0"/>
-              <w:rPr>
-                <w:b/>
-                <w:bCs/>
-                <w:sz w:val="22"/>
-                <w:szCs w:val="22"/>
-                <w:lang w:val="en-US"/>
-              </w:rPr>
-            </w:pPr>
-            <w:r>
-              <w:rPr>
-                <w:b/>
-                <w:bCs/>
-                <w:sz w:val="22"/>
-                <w:szCs w:val="22"/>
-                <w:lang w:val="en-US"/>
-              </w:rPr>
-              <w:t>JV «Uz-Kor Gas Chemical» LLC</w:t>
+                <w:lang w:val="ru-RU"/>
+              </w:rPr>
+              <w:t>ПОДПИСИ СТОРОН</w:t>
             </w:r>
           </w:p>
         </w:tc>
       </w:tr>
       <w:tr>
-        <w:tc>
-          <w:tcPr>
-            <w:tcW w:w="4959" w:type="dxa"/>
-          </w:tcPr>
-          <w:p>
-            <w:pPr>
-              <w:ind w:firstLine="0"/>
-              <w:rPr>
-                <w:sz w:val="22"/>
-                <w:szCs w:val="22"/>
-                <w:lang w:val="en-US"/>
-              </w:rPr>
-            </w:pPr>
-            <w:r>
-              <w:rPr>
-                <w:sz w:val="22"/>
-                <w:szCs w:val="22"/>
-                <w:lang w:val="en-US"/>
-              </w:rPr>
-              <w:t xml:space="preserve">Signature / </w:t>
-            </w:r>
-            <w:proofErr w:type="spellStart"/>
-            <w:proofErr w:type="gramStart"/>
-            <w:r>
-              <w:rPr>
-                <w:sz w:val="22"/>
-                <w:szCs w:val="22"/>
-                <w:lang w:val="en-US"/>
-              </w:rPr>
-              <w:t>Подпись</w:t>
-            </w:r>
-            <w:proofErr w:type="spellEnd"/>
-            <w:r>
-              <w:rPr>
-                <w:sz w:val="22"/>
-                <w:szCs w:val="22"/>
-                <w:lang w:val="en-US"/>
-              </w:rPr>
-              <w:t>:_</w:t>
-            </w:r>
-            <w:proofErr w:type="gramEnd"/>
-            <w:r>
-              <w:rPr>
-                <w:sz w:val="22"/>
-                <w:szCs w:val="22"/>
-                <w:lang w:val="en-US"/>
-              </w:rPr>
-              <w:t>_________________</w:t>
-            </w:r>
-          </w:p>
-          <w:p>
-            <w:pPr>
-              <w:ind w:firstLine="0"/>
-              <w:rPr>
-                <w:sz w:val="22"/>
-                <w:szCs w:val="22"/>
-                <w:lang w:val="en-US"/>
-              </w:rPr>
-            </w:pPr>
-            <w:r>
-              <w:rPr>
-                <w:sz w:val="22"/>
-                <w:szCs w:val="22"/>
-                <w:lang w:val="en-US"/>
-              </w:rPr>
-              <w:t xml:space="preserve">Director: </w:t>
-            </w:r>
-            <w:proofErr w:type="spellStart"/>
-            <w:r>
-              <w:rPr>
-                <w:sz w:val="22"/>
-                <w:szCs w:val="22"/>
-                <w:lang w:val="en-US"/>
-              </w:rPr>
-              <w:t>Ya</w:t>
-            </w:r>
-            <w:r>
-              <w:rPr>
-                <w:sz w:val="22"/>
-                <w:szCs w:val="22"/>
-                <w:lang w:val="en-US"/>
-              </w:rPr>
-              <w:t>ts</w:t>
-            </w:r>
-            <w:r>
-              <w:rPr>
-                <w:sz w:val="22"/>
-                <w:szCs w:val="22"/>
-                <w:lang w:val="en-US"/>
-              </w:rPr>
-              <w:t>kiv</w:t>
-            </w:r>
-            <w:proofErr w:type="spellEnd"/>
-            <w:r>
-              <w:rPr>
-                <w:sz w:val="22"/>
-                <w:szCs w:val="22"/>
-                <w:lang w:val="en-US"/>
-              </w:rPr>
-              <w:t xml:space="preserve"> A.P</w:t>
-            </w:r>
-          </w:p>
-          <w:p>
-            <w:pPr>
-              <w:ind w:firstLine="0"/>
-              <w:rPr>
-                <w:sz w:val="22"/>
-                <w:szCs w:val="22"/>
-                <w:lang w:val="en-US"/>
-              </w:rPr>
-            </w:pPr>
-          </w:p>
-        </w:tc>
-        <w:tc>
-          <w:tcPr>
-            <w:tcW w:w="4959" w:type="dxa"/>
-          </w:tcPr>
-          <w:p>
-            <w:pPr>
-              <w:ind w:firstLine="0"/>
-              <w:rPr>
-                <w:sz w:val="22"/>
-                <w:szCs w:val="22"/>
-                <w:lang w:val="en-US"/>
-              </w:rPr>
-            </w:pPr>
-          </w:p>
-        </w:tc>
-        <w:tc>
-          <w:tcPr>
-            <w:tcW w:w="4960" w:type="dxa"/>
-          </w:tcPr>
-          <w:p>
-            <w:pPr>
-              <w:ind w:firstLine="0"/>
-              <w:rPr>
-                <w:sz w:val="22"/>
-                <w:szCs w:val="22"/>
-                <w:lang w:val="en-US"/>
-              </w:rPr>
-            </w:pPr>
-            <w:r>
-              <w:rPr>
-                <w:sz w:val="22"/>
-                <w:szCs w:val="22"/>
-                <w:lang w:val="en-US"/>
-              </w:rPr>
-              <w:t xml:space="preserve">Signature / </w:t>
-            </w:r>
-            <w:proofErr w:type="spellStart"/>
-            <w:proofErr w:type="gramStart"/>
-            <w:r>
-              <w:rPr>
-                <w:sz w:val="22"/>
-                <w:szCs w:val="22"/>
-                <w:lang w:val="en-US"/>
-              </w:rPr>
-              <w:t>Подпись</w:t>
-            </w:r>
-            <w:proofErr w:type="spellEnd"/>
-            <w:r>
-              <w:rPr>
-                <w:sz w:val="22"/>
-                <w:szCs w:val="22"/>
-                <w:lang w:val="en-US"/>
-              </w:rPr>
-              <w:t>:_</w:t>
-            </w:r>
-            <w:proofErr w:type="gramEnd"/>
-            <w:r>
-              <w:rPr>
-                <w:sz w:val="22"/>
-                <w:szCs w:val="22"/>
-                <w:lang w:val="en-US"/>
-              </w:rPr>
-              <w:t>_________________</w:t>
-            </w:r>
-          </w:p>
-          <w:p>
-            <w:pPr>
-              <w:ind w:firstLine="0"/>
-              <w:rPr>
-                <w:sz w:val="22"/>
-                <w:szCs w:val="22"/>
-                <w:lang w:val="en-US"/>
-              </w:rPr>
-            </w:pPr>
-            <w:r>
-              <w:rPr>
-                <w:sz w:val="22"/>
-                <w:szCs w:val="22"/>
-                <w:lang w:val="en-US"/>
-              </w:rPr>
-              <w:t>C</w:t>
-            </w:r>
-            <w:r>
-              <w:rPr>
-                <w:sz w:val="22"/>
-                <w:szCs w:val="22"/>
-                <w:lang w:val="en-US"/>
-              </w:rPr>
-              <w:t xml:space="preserve">hairman of the Board: </w:t>
-            </w:r>
-            <w:proofErr w:type="spellStart"/>
-            <w:r>
-              <w:rPr>
-                <w:sz w:val="22"/>
-                <w:szCs w:val="22"/>
-                <w:lang w:val="en-US"/>
-              </w:rPr>
-              <w:t>Israilov</w:t>
-            </w:r>
-            <w:proofErr w:type="spellEnd"/>
-            <w:r>
-              <w:rPr>
-                <w:sz w:val="22"/>
-                <w:szCs w:val="22"/>
-                <w:lang w:val="en-US"/>
-              </w:rPr>
-              <w:t xml:space="preserve"> U.T.</w:t>
-            </w:r>
-          </w:p>
-          <w:p>
-            <w:pPr>
-              <w:ind w:firstLine="0"/>
-              <w:rPr>
-                <w:sz w:val="22"/>
-                <w:szCs w:val="22"/>
-                <w:lang w:val="en-US"/>
-              </w:rPr>
-            </w:pPr>
-            <w:r>
-              <w:rPr>
-                <w:sz w:val="22"/>
-                <w:szCs w:val="22"/>
-                <w:lang w:val="en-US"/>
-              </w:rPr>
-              <w:t xml:space="preserve">Signature / </w:t>
-            </w:r>
-            <w:proofErr w:type="spellStart"/>
-            <w:r>
-              <w:rPr>
-                <w:sz w:val="22"/>
-                <w:szCs w:val="22"/>
-                <w:lang w:val="en-US"/>
-              </w:rPr>
-              <w:t>Подпись</w:t>
-            </w:r>
-            <w:proofErr w:type="spellEnd"/>
-            <w:r>
-              <w:rPr>
-                <w:sz w:val="22"/>
-                <w:szCs w:val="22"/>
-                <w:lang w:val="en-US"/>
-              </w:rPr>
-              <w:t>____________________</w:t>
-            </w:r>
-          </w:p>
-          <w:p>
-            <w:pPr>
-              <w:ind w:firstLine="0"/>
-              <w:rPr>
-                <w:sz w:val="22"/>
-                <w:szCs w:val="22"/>
-                <w:lang w:val="en-US"/>
-              </w:rPr>
-            </w:pPr>
-            <w:r>
-              <w:rPr>
-                <w:sz w:val="22"/>
-                <w:szCs w:val="22"/>
-                <w:lang w:val="en-US"/>
-              </w:rPr>
-              <w:t xml:space="preserve">First Deputy Chairman: </w:t>
-            </w:r>
-            <w:r>
-              <w:rPr>
-                <w:sz w:val="22"/>
-                <w:szCs w:val="22"/>
-                <w:lang w:val="en-US"/>
-              </w:rPr>
-              <w:t>Cho Eun Sang</w:t>
+        <w:trPr>
+          <w:trHeight w:val="3477"/>
+          <w:jc w:val="center"/>
+        </w:trPr>
+        <w:tc>
+          <w:tcPr>
+            <w:tcW w:w="2428" w:type="pct"/>
+          </w:tcPr>
+          <w:p>
+            <w:r>
+              <w:t>The Contractor (Исполнитель)</w:t>
+            </w:r>
+          </w:p>
+          <w:p>
+            <w:r>
+              <w:t>{%p for s in sign_contractor %}</w:t>
+            </w:r>
+          </w:p>
+          <w:p>
+            <w:r>
+              <w:t>________________________________</w:t>
+            </w:r>
+          </w:p>
+          <w:p>
+            <w:r>
+              <w:t>{{ s.name_ru }} ({{ s.name_en }})</w:t>
+            </w:r>
+          </w:p>
+          <w:p>
+            <w:r>
+              <w:t>{{ s.position_ru }} / {{ s.position_en }}</w:t>
+            </w:r>
+          </w:p>
+          <w:p>
+            <w:r>
+              <w:t>{%p endfor %}</w:t>
+            </w:r>
+          </w:p>
+        </w:tc>
+        <w:tc>
+          <w:tcPr>
+            <w:tcW w:w="2572" w:type="pct"/>
+          </w:tcPr>
+          <w:p>
+            <w:r>
+              <w:t>The Customer (Заказчик)</w:t>
+            </w:r>
+          </w:p>
+          <w:p>
+            <w:r>
+              <w:t>{%p for s in sign_customer %}</w:t>
+            </w:r>
+          </w:p>
+          <w:p>
+            <w:r>
+              <w:t>________________________________</w:t>
+            </w:r>
+          </w:p>
+          <w:p>
+            <w:r>
+              <w:t>{{ s.name_ru }} ({{ s.name_en }})</w:t>
+            </w:r>
+          </w:p>
+          <w:p>
+            <w:r>
+              <w:t>{{ s.position_ru }} / {{ s.position_en }}</w:t>
+            </w:r>
+          </w:p>
+          <w:p>
+            <w:r>
+              <w:t>{%p endfor %}</w:t>
             </w:r>
           </w:p>
         </w:tc>
@@ -3326,15 +2202,16 @@
     </w:tbl>
     <w:p>
       <w:pPr>
-        <w:ind w:firstLine="0"/>
         <w:rPr>
-          <w:lang w:val="en-US"/>
+          <w:sz w:val="22"/>
+          <w:szCs w:val="22"/>
+          <w:lang w:val="ru-RU"/>
         </w:rPr>
       </w:pPr>
     </w:p>
     <w:sectPr>
       <w:pgSz w:w="16838" w:h="11906" w:orient="landscape"/>
-      <w:pgMar w:top="392" w:right="816" w:bottom="567" w:left="1134" w:header="709" w:footer="709" w:gutter="0"/>
+      <w:pgMar w:top="567" w:right="851" w:bottom="1134" w:left="851" w:header="709" w:footer="709" w:gutter="0"/>
       <w:cols w:space="708"/>
       <w:docGrid w:linePitch="360"/>
     </w:sectPr>
@@ -3343,7 +2220,7 @@
 </file>
 
 <file path=word/numbering.xml><?xml version="1.0" encoding="utf-8"?>
-<w:numbering xmlns:wpc="http://schemas.microsoft.com/office/word/2010/wordprocessingCanvas" xmlns:cx="http://schemas.microsoft.com/office/drawing/2014/chartex" xmlns:cx1="http://schemas.microsoft.com/office/drawing/2015/9/8/chartex" xmlns:cx2="http://schemas.microsoft.com/office/drawing/2015/10/21/chartex" xmlns:cx3="http://schemas.microsoft.com/office/drawing/2016/5/9/chartex" xmlns:cx4="http://schemas.microsoft.com/office/drawing/2016/5/10/chartex" xmlns:cx5="http://schemas.microsoft.com/office/drawing/2016/5/11/chartex" xmlns:cx6="http://schemas.microsoft.com/office/drawing/2016/5/12/chartex" xmlns:cx7="http://schemas.microsoft.com/office/drawing/2016/5/13/chartex" xmlns:cx8="http://schemas.microsoft.com/office/drawing/2016/5/14/chartex" xmlns:mc="http://schemas.openxmlformats.org/markup-compatibility/2006" xmlns:aink="http://schemas.microsoft.com/office/drawing/2016/ink" xmlns:am3d="http://schemas.microsoft.com/office/drawing/2017/model3d" xmlns:o="urn:schemas-microsoft-com:office:office" xmlns:oel="http://schemas.microsoft.com/office/2019/extlst" xmlns:r="http://schemas.openxmlformats.org/officeDocument/2006/relationships" xmlns:m="http://schemas.openxmlformats.org/officeDocument/2006/math" xmlns:v="urn:schemas-microsoft-com:vml" xmlns:wp14="http://schemas.microsoft.com/office/word/2010/wordprocessingDrawing" xmlns:wp="http://schemas.openxmlformats.org/drawingml/2006/wordprocessingDrawing" xmlns:w10="urn:schemas-microsoft-com:office:word" xmlns:w="http://schemas.openxmlformats.org/wordprocessingml/2006/main" xmlns:w14="http://schemas.microsoft.com/office/word/2010/wordml" xmlns:w15="http://schemas.microsoft.com/office/word/2012/wordml" xmlns:w16cex="http://schemas.microsoft.com/office/word/2018/wordml/cex" xmlns:w16cid="http://schemas.microsoft.com/office/word/2016/wordml/cid" xmlns:w16="http://schemas.microsoft.com/office/word/2018/wordml" xmlns:w16du="http://schemas.microsoft.com/office/word/2023/wordml/word16du" xmlns:w16sdtdh="http://schemas.microsoft.com/office/word/2020/wordml/sdtdatahash" xmlns:w16se="http://schemas.microsoft.com/office/word/2015/wordml/symex" xmlns:wpg="http://schemas.microsoft.com/office/word/2010/wordprocessingGroup" xmlns:wpi="http://schemas.microsoft.com/office/word/2010/wordprocessingInk" xmlns:wne="http://schemas.microsoft.com/office/word/2006/wordml" xmlns:wps="http://schemas.microsoft.com/office/word/2010/wordprocessingShape" mc:Ignorable="w14 w15 w16se w16cid w16 w16cex w16sdtdh wp14">
+<w:numbering xmlns:wpc="http://schemas.microsoft.com/office/word/2010/wordprocessingCanvas" xmlns:cx="http://schemas.microsoft.com/office/drawing/2014/chartex" xmlns:cx1="http://schemas.microsoft.com/office/drawing/2015/9/8/chartex" xmlns:cx2="http://schemas.microsoft.com/office/drawing/2015/10/21/chartex" xmlns:cx3="http://schemas.microsoft.com/office/drawing/2016/5/9/chartex" xmlns:cx4="http://schemas.microsoft.com/office/drawing/2016/5/10/chartex" xmlns:cx5="http://schemas.microsoft.com/office/drawing/2016/5/11/chartex" xmlns:cx6="http://schemas.microsoft.com/office/drawing/2016/5/12/chartex" xmlns:cx7="http://schemas.microsoft.com/office/drawing/2016/5/13/chartex" xmlns:cx8="http://schemas.microsoft.com/office/drawing/2016/5/14/chartex" xmlns:mc="http://schemas.openxmlformats.org/markup-compatibility/2006" xmlns:aink="http://schemas.microsoft.com/office/drawing/2016/ink" xmlns:am3d="http://schemas.microsoft.com/office/drawing/2017/model3d" xmlns:o="urn:schemas-microsoft-com:office:office" xmlns:oel="http://schemas.microsoft.com/office/2019/extlst" xmlns:r="http://schemas.openxmlformats.org/officeDocument/2006/relationships" xmlns:m="http://schemas.openxmlformats.org/officeDocument/2006/math" xmlns:v="urn:schemas-microsoft-com:vml" xmlns:wp14="http://schemas.microsoft.com/office/word/2010/wordprocessingDrawing" xmlns:wp="http://schemas.openxmlformats.org/drawingml/2006/wordprocessingDrawing" xmlns:w10="urn:schemas-microsoft-com:office:word" xmlns:w="http://schemas.openxmlformats.org/wordprocessingml/2006/main" xmlns:w14="http://schemas.microsoft.com/office/word/2010/wordml" xmlns:w15="http://schemas.microsoft.com/office/word/2012/wordml" xmlns:w16cex="http://schemas.microsoft.com/office/word/2018/wordml/cex" xmlns:w16cid="http://schemas.microsoft.com/office/word/2016/wordml/cid" xmlns:w16="http://schemas.microsoft.com/office/word/2018/wordml" xmlns:w16du="http://schemas.microsoft.com/office/word/2023/wordml/word16du" xmlns:w16sdtdh="http://schemas.microsoft.com/office/word/2020/wordml/sdtdatahash" xmlns:w16sdtfl="http://schemas.microsoft.com/office/word/2024/wordml/sdtformatlock" xmlns:w16se="http://schemas.microsoft.com/office/word/2015/wordml/symex" xmlns:wpg="http://schemas.microsoft.com/office/word/2010/wordprocessingGroup" xmlns:wpi="http://schemas.microsoft.com/office/word/2010/wordprocessingInk" xmlns:wne="http://schemas.microsoft.com/office/word/2006/wordml" xmlns:wps="http://schemas.microsoft.com/office/word/2010/wordprocessingShape" mc:Ignorable="w14 w15 w16se w16cid w16 w16cex w16sdtdh w16sdtfl w16du wp14">
   <w:abstractNum w:abstractNumId="0" w15:restartNumberingAfterBreak="0">
     <w:nsid w:val="14511656"/>
     <w:multiLevelType w:val="multilevel"/>
@@ -3659,27 +2536,27 @@
       </w:pPr>
     </w:lvl>
   </w:abstractNum>
-  <w:num w:numId="1" w16cid:durableId="2018188522">
+  <w:num w:numId="1" w16cid:durableId="1064723385">
     <w:abstractNumId w:val="1"/>
   </w:num>
-  <w:num w:numId="2" w16cid:durableId="1400133497">
+  <w:num w:numId="2" w16cid:durableId="1493334181">
     <w:abstractNumId w:val="2"/>
   </w:num>
-  <w:num w:numId="3" w16cid:durableId="160001076">
+  <w:num w:numId="3" w16cid:durableId="562718256">
     <w:abstractNumId w:val="0"/>
   </w:num>
 </w:numbering>
 </file>
 
 <file path=word/styles.xml><?xml version="1.0" encoding="utf-8"?>
-<w:styles xmlns:mc="http://schemas.openxmlformats.org/markup-compatibility/2006" xmlns:r="http://schemas.openxmlformats.org/officeDocument/2006/relationships" xmlns:w="http://schemas.openxmlformats.org/wordprocessingml/2006/main" xmlns:w14="http://schemas.microsoft.com/office/word/2010/wordml" xmlns:w15="http://schemas.microsoft.com/office/word/2012/wordml" xmlns:w16cex="http://schemas.microsoft.com/office/word/2018/wordml/cex" xmlns:w16cid="http://schemas.microsoft.com/office/word/2016/wordml/cid" xmlns:w16="http://schemas.microsoft.com/office/word/2018/wordml" xmlns:w16sdtdh="http://schemas.microsoft.com/office/word/2020/wordml/sdtdatahash" xmlns:w16se="http://schemas.microsoft.com/office/word/2015/wordml/symex" mc:Ignorable="w14 w15 w16se w16cid w16 w16cex w16sdtdh">
+<w:styles xmlns:mc="http://schemas.openxmlformats.org/markup-compatibility/2006" xmlns:r="http://schemas.openxmlformats.org/officeDocument/2006/relationships" xmlns:w="http://schemas.openxmlformats.org/wordprocessingml/2006/main" xmlns:w14="http://schemas.microsoft.com/office/word/2010/wordml" xmlns:w15="http://schemas.microsoft.com/office/word/2012/wordml" xmlns:w16cex="http://schemas.microsoft.com/office/word/2018/wordml/cex" xmlns:w16cid="http://schemas.microsoft.com/office/word/2016/wordml/cid" xmlns:w16="http://schemas.microsoft.com/office/word/2018/wordml" xmlns:w16du="http://schemas.microsoft.com/office/word/2023/wordml/word16du" xmlns:w16sdtdh="http://schemas.microsoft.com/office/word/2020/wordml/sdtdatahash" xmlns:w16sdtfl="http://schemas.microsoft.com/office/word/2024/wordml/sdtformatlock" xmlns:w16se="http://schemas.microsoft.com/office/word/2015/wordml/symex" mc:Ignorable="w14 w15 w16se w16cid w16 w16cex w16sdtdh w16sdtfl w16du">
   <w:docDefaults>
     <w:rPrDefault>
       <w:rPr>
         <w:rFonts w:asciiTheme="minorHAnsi" w:eastAsia="Times New Roman" w:hAnsiTheme="minorHAnsi" w:cstheme="minorBidi"/>
         <w:sz w:val="24"/>
         <w:szCs w:val="24"/>
-        <w:lang w:val="en-US" w:eastAsia="en-US" w:bidi="ar-SA"/>
+        <w:lang w:eastAsia="en-US" w:bidi="ar-SA"/>
       </w:rPr>
     </w:rPrDefault>
     <w:pPrDefault/>
@@ -4065,15 +2942,10 @@
   <w:style w:type="paragraph" w:default="1" w:styleId="a0">
     <w:name w:val="Normal"/>
     <w:qFormat/>
-    <w:rsid w:val="00622C97"/>
-    <w:pPr>
-      <w:spacing w:line="276" w:lineRule="auto"/>
-      <w:ind w:firstLine="709"/>
-      <w:jc w:val="both"/>
-    </w:pPr>
+    <w:rsid w:val="001F3B96"/>
     <w:rPr>
       <w:rFonts w:ascii="Times New Roman" w:hAnsi="Times New Roman" w:cs="Times New Roman"/>
-      <w:lang w:val="ru-RU" w:eastAsia="ru-RU"/>
+      <w:lang w:eastAsia="ru-RU"/>
     </w:rPr>
   </w:style>
   <w:style w:type="paragraph" w:styleId="1">
@@ -4203,9 +3075,6 @@
     <w:unhideWhenUsed/>
     <w:qFormat/>
     <w:rsid w:val="00F07E38"/>
-    <w:pPr>
-      <w:jc w:val="left"/>
-    </w:pPr>
     <w:rPr>
       <w:rFonts w:cstheme="minorHAnsi"/>
       <w:bCs/>
@@ -4226,11 +3095,26 @@
       <w:lang w:val="ru-RU" w:eastAsia="ru-RU"/>
     </w:rPr>
   </w:style>
+  <w:style w:type="paragraph" w:customStyle="1" w:styleId="p1">
+    <w:name w:val="p1"/>
+    <w:basedOn w:val="a0"/>
+    <w:rsid w:val="00513385"/>
+    <w:rPr>
+      <w:color w:val="000000"/>
+      <w:sz w:val="18"/>
+      <w:szCs w:val="18"/>
+    </w:rPr>
+  </w:style>
+  <w:style w:type="character" w:customStyle="1" w:styleId="apple-converted-space">
+    <w:name w:val="apple-converted-space"/>
+    <w:basedOn w:val="a1"/>
+    <w:rsid w:val="0066469D"/>
+  </w:style>
   <w:style w:type="table" w:styleId="a7">
     <w:name w:val="Table Grid"/>
     <w:basedOn w:val="a2"/>
     <w:uiPriority w:val="39"/>
-    <w:rsid w:val="00F54B2E"/>
+    <w:rsid w:val="00AF46DC"/>
     <w:tblPr>
       <w:tblBorders>
         <w:top w:val="single" w:sz="4" w:space="0" w:color="auto"/>
@@ -4241,47 +3125,6 @@
         <w:insideV w:val="single" w:sz="4" w:space="0" w:color="auto"/>
       </w:tblBorders>
     </w:tblPr>
-  </w:style>
-  <w:style w:type="paragraph" w:customStyle="1" w:styleId="s4">
-    <w:name w:val="s4"/>
-    <w:basedOn w:val="a0"/>
-    <w:rsid w:val="00E77071"/>
-    <w:pPr>
-      <w:spacing w:before="100" w:beforeAutospacing="1" w:after="100" w:afterAutospacing="1" w:line="240" w:lineRule="auto"/>
-      <w:ind w:firstLine="0"/>
-      <w:jc w:val="left"/>
-    </w:pPr>
-  </w:style>
-  <w:style w:type="character" w:customStyle="1" w:styleId="s3">
-    <w:name w:val="s3"/>
-    <w:basedOn w:val="a1"/>
-    <w:rsid w:val="00E77071"/>
-  </w:style>
-  <w:style w:type="character" w:customStyle="1" w:styleId="apple-converted-space">
-    <w:name w:val="apple-converted-space"/>
-    <w:basedOn w:val="a1"/>
-    <w:rsid w:val="00E77071"/>
-  </w:style>
-  <w:style w:type="character" w:customStyle="1" w:styleId="s1">
-    <w:name w:val="s1"/>
-    <w:basedOn w:val="a1"/>
-    <w:rsid w:val="00C63402"/>
-  </w:style>
-  <w:style w:type="paragraph" w:customStyle="1" w:styleId="p1">
-    <w:name w:val="p1"/>
-    <w:basedOn w:val="a0"/>
-    <w:rsid w:val="0036586B"/>
-    <w:pPr>
-      <w:spacing w:line="240" w:lineRule="auto"/>
-      <w:ind w:firstLine="0"/>
-      <w:jc w:val="left"/>
-    </w:pPr>
-    <w:rPr>
-      <w:color w:val="000000"/>
-      <w:sz w:val="18"/>
-      <w:szCs w:val="18"/>
-      <w:lang w:val="ru-UA"/>
-    </w:rPr>
   </w:style>
 </w:styles>
 </file>
@@ -4579,4 +3422,16 @@
     </a:ext>
   </a:extLst>
 </a:theme>
+</file>
+
+<file path=customXml/item1.xml><?xml version="1.0" encoding="utf-8"?>
+<b:Sources xmlns:b="http://schemas.openxmlformats.org/officeDocument/2006/bibliography" xmlns="http://schemas.openxmlformats.org/officeDocument/2006/bibliography" SelectedStyle="/APASixthEditionOfficeOnline.xsl" StyleName="APA" Version="6"/>
+</file>
+
+<file path=customXml/itemProps1.xml><?xml version="1.0" encoding="utf-8"?>
+<ds:datastoreItem xmlns:ds="http://schemas.openxmlformats.org/officeDocument/2006/customXml" ds:itemID="{632D3AF6-B914-6D44-A16F-4030032D799C}">
+  <ds:schemaRefs>
+    <ds:schemaRef ds:uri="http://schemas.openxmlformats.org/officeDocument/2006/bibliography"/>
+  </ds:schemaRefs>
+</ds:datastoreItem>
 </file>
--- a/backend/documents/templates/docx/financial_invoice_template.docx
+++ b/backend/documents/templates/docx/financial_invoice_template.docx
@@ -26,21 +26,33 @@
             <w:tcW w:w="2500" w:type="pct"/>
           </w:tcPr>
           <w:p>
+            <w:pPr>
+              <w:jc w:val="center"/>
+            </w:pPr>
             <w:r>
               <w:t>СЧЁТ-ФАКТУРА / INVOICE</w:t>
             </w:r>
           </w:p>
           <w:p>
+            <w:pPr>
+              <w:jc w:val="center"/>
+            </w:pPr>
             <w:r>
               <w:t>№ {{ invoice_no }} от {{ act_date }}</w:t>
             </w:r>
           </w:p>
           <w:p>
+            <w:pPr>
+              <w:jc w:val="center"/>
+            </w:pPr>
             <w:r>
               <w:t>согласно Контракту № {{ contract_ref }} / to Contract № {{ contract_ref }}</w:t>
             </w:r>
           </w:p>
           <w:p>
+            <w:pPr>
+              <w:jc w:val="center"/>
+            </w:pPr>
             <w:r>
               <w:t>на оказание услуг по оптимизации эксплуатации газовых скважин с применением твёрдых пенообразующих реагентов на скважинах месторождения Сургил</w:t>
             </w:r>
@@ -251,6 +263,7 @@
         <w:trPr>
           <w:trHeight w:val="20"/>
           <w:jc w:val="center"/>
+          <w:tblHeader/>
         </w:trPr>
         <w:tc>
           <w:tcPr>
@@ -781,6 +794,7 @@
         <w:trPr>
           <w:trHeight w:val="20"/>
           <w:jc w:val="center"/>
+          <w:tblHeader/>
         </w:trPr>
         <w:tc>
           <w:tcPr>
@@ -2042,6 +2056,7 @@
         </w:rPr>
       </w:pPr>
     </w:p>
+    <w:p/>
     <w:p>
       <w:pPr>
         <w:rPr>
@@ -2137,6 +2152,8 @@
               <w:t>The Contractor (Исполнитель)</w:t>
             </w:r>
           </w:p>
+          <w:p/>
+          <w:p/>
           <w:p>
             <w:r>
               <w:t>{%p for s in sign_contractor %}</w:t>
@@ -2157,6 +2174,8 @@
               <w:t>{{ s.position_ru }} / {{ s.position_en }}</w:t>
             </w:r>
           </w:p>
+          <w:p/>
+          <w:p/>
           <w:p>
             <w:r>
               <w:t>{%p endfor %}</w:t>
@@ -2172,6 +2191,8 @@
               <w:t>The Customer (Заказчик)</w:t>
             </w:r>
           </w:p>
+          <w:p/>
+          <w:p/>
           <w:p>
             <w:r>
               <w:t>{%p for s in sign_customer %}</w:t>
@@ -2192,6 +2213,8 @@
               <w:t>{{ s.position_ru }} / {{ s.position_en }}</w:t>
             </w:r>
           </w:p>
+          <w:p/>
+          <w:p/>
           <w:p>
             <w:r>
               <w:t>{%p endfor %}</w:t>

--- a/backend/documents/templates/docx/financial_invoice_template.docx
+++ b/backend/documents/templates/docx/financial_invoice_template.docx
@@ -264,6 +264,7 @@
           <w:trHeight w:val="20"/>
           <w:jc w:val="center"/>
           <w:tblHeader/>
+          <w:cantSplit/>
         </w:trPr>
         <w:tc>
           <w:tcPr>
@@ -795,6 +796,7 @@
           <w:trHeight w:val="20"/>
           <w:jc w:val="center"/>
           <w:tblHeader/>
+          <w:cantSplit/>
         </w:trPr>
         <w:tc>
           <w:tcPr>
@@ -1098,6 +1100,7 @@
         </w:tblPrEx>
         <w:trPr>
           <w:trHeight w:val="20"/>
+          <w:cantSplit/>
         </w:trPr>
         <w:tc>
           <w:tcPr>
@@ -1363,6 +1366,7 @@
         </w:tblPrEx>
         <w:trPr>
           <w:trHeight w:val="20"/>
+          <w:cantSplit/>
         </w:trPr>
         <w:tc>
           <w:tcPr>
@@ -1637,6 +1641,7 @@
         </w:tblPrEx>
         <w:trPr>
           <w:trHeight w:val="20"/>
+          <w:cantSplit/>
         </w:trPr>
         <w:tc>
           <w:tcPr>
@@ -1902,6 +1907,7 @@
         </w:tblPrEx>
         <w:trPr>
           <w:trHeight w:val="20"/>
+          <w:cantSplit/>
         </w:trPr>
         <w:tc>
           <w:tcPr>
@@ -2072,6 +2078,14 @@
         <w:tblW w:w="5000" w:type="pct"/>
         <w:jc w:val="center"/>
         <w:tblLook w:val="0000" w:firstRow="0" w:lastRow="0" w:firstColumn="0" w:lastColumn="0" w:noHBand="0" w:noVBand="0"/>
+        <w:tblBorders>
+          <w:top w:val="nil"/>
+          <w:left w:val="nil"/>
+          <w:bottom w:val="nil"/>
+          <w:right w:val="nil"/>
+          <w:insideH w:val="nil"/>
+          <w:insideV w:val="nil"/>
+        </w:tblBorders>
       </w:tblPr>
       <w:tblGrid>
         <w:gridCol w:w="7350"/>
@@ -2148,35 +2162,69 @@
             <w:tcW w:w="2428" w:type="pct"/>
           </w:tcPr>
           <w:p>
+            <w:pPr>
+              <w:jc w:val="center"/>
+            </w:pPr>
             <w:r>
               <w:t>The Contractor (Исполнитель)</w:t>
             </w:r>
           </w:p>
-          <w:p/>
-          <w:p/>
-          <w:p>
+          <w:p>
+            <w:pPr>
+              <w:jc w:val="center"/>
+            </w:pPr>
+          </w:p>
+          <w:p>
+            <w:pPr>
+              <w:jc w:val="center"/>
+            </w:pPr>
+          </w:p>
+          <w:p>
+            <w:pPr>
+              <w:jc w:val="center"/>
+            </w:pPr>
             <w:r>
               <w:t>{%p for s in sign_contractor %}</w:t>
             </w:r>
           </w:p>
           <w:p>
+            <w:pPr>
+              <w:jc w:val="center"/>
+            </w:pPr>
             <w:r>
               <w:t>________________________________</w:t>
             </w:r>
           </w:p>
           <w:p>
+            <w:pPr>
+              <w:jc w:val="center"/>
+            </w:pPr>
             <w:r>
               <w:t>{{ s.name_ru }} ({{ s.name_en }})</w:t>
             </w:r>
           </w:p>
           <w:p>
+            <w:pPr>
+              <w:jc w:val="center"/>
+            </w:pPr>
             <w:r>
               <w:t>{{ s.position_ru }} / {{ s.position_en }}</w:t>
             </w:r>
           </w:p>
-          <w:p/>
-          <w:p/>
-          <w:p>
+          <w:p>
+            <w:pPr>
+              <w:jc w:val="center"/>
+            </w:pPr>
+          </w:p>
+          <w:p>
+            <w:pPr>
+              <w:jc w:val="center"/>
+            </w:pPr>
+          </w:p>
+          <w:p>
+            <w:pPr>
+              <w:jc w:val="center"/>
+            </w:pPr>
             <w:r>
               <w:t>{%p endfor %}</w:t>
             </w:r>
@@ -2187,35 +2235,69 @@
             <w:tcW w:w="2572" w:type="pct"/>
           </w:tcPr>
           <w:p>
+            <w:pPr>
+              <w:jc w:val="center"/>
+            </w:pPr>
             <w:r>
               <w:t>The Customer (Заказчик)</w:t>
             </w:r>
           </w:p>
-          <w:p/>
-          <w:p/>
-          <w:p>
+          <w:p>
+            <w:pPr>
+              <w:jc w:val="center"/>
+            </w:pPr>
+          </w:p>
+          <w:p>
+            <w:pPr>
+              <w:jc w:val="center"/>
+            </w:pPr>
+          </w:p>
+          <w:p>
+            <w:pPr>
+              <w:jc w:val="center"/>
+            </w:pPr>
             <w:r>
               <w:t>{%p for s in sign_customer %}</w:t>
             </w:r>
           </w:p>
           <w:p>
+            <w:pPr>
+              <w:jc w:val="center"/>
+            </w:pPr>
             <w:r>
               <w:t>________________________________</w:t>
             </w:r>
           </w:p>
           <w:p>
+            <w:pPr>
+              <w:jc w:val="center"/>
+            </w:pPr>
             <w:r>
               <w:t>{{ s.name_ru }} ({{ s.name_en }})</w:t>
             </w:r>
           </w:p>
           <w:p>
+            <w:pPr>
+              <w:jc w:val="center"/>
+            </w:pPr>
             <w:r>
               <w:t>{{ s.position_ru }} / {{ s.position_en }}</w:t>
             </w:r>
           </w:p>
-          <w:p/>
-          <w:p/>
-          <w:p>
+          <w:p>
+            <w:pPr>
+              <w:jc w:val="center"/>
+            </w:pPr>
+          </w:p>
+          <w:p>
+            <w:pPr>
+              <w:jc w:val="center"/>
+            </w:pPr>
+          </w:p>
+          <w:p>
+            <w:pPr>
+              <w:jc w:val="center"/>
+            </w:pPr>
             <w:r>
               <w:t>{%p endfor %}</w:t>
             </w:r>

--- a/backend/documents/templates/docx/financial_invoice_template.docx
+++ b/backend/documents/templates/docx/financial_invoice_template.docx
@@ -2062,7 +2062,11 @@
         </w:rPr>
       </w:pPr>
     </w:p>
-    <w:p/>
+    <w:p>
+      <w:r>
+        <w:br w:type="page"/>
+      </w:r>
+    </w:p>
     <w:p>
       <w:pPr>
         <w:rPr>

--- a/backend/documents/templates/docx/financial_invoice_template.docx
+++ b/backend/documents/templates/docx/financial_invoice_template.docx
@@ -264,7 +264,6 @@
           <w:trHeight w:val="20"/>
           <w:jc w:val="center"/>
           <w:tblHeader/>
-          <w:cantSplit/>
         </w:trPr>
         <w:tc>
           <w:tcPr>
@@ -796,7 +795,6 @@
           <w:trHeight w:val="20"/>
           <w:jc w:val="center"/>
           <w:tblHeader/>
-          <w:cantSplit/>
         </w:trPr>
         <w:tc>
           <w:tcPr>
@@ -1100,7 +1098,6 @@
         </w:tblPrEx>
         <w:trPr>
           <w:trHeight w:val="20"/>
-          <w:cantSplit/>
         </w:trPr>
         <w:tc>
           <w:tcPr>
@@ -1366,7 +1363,6 @@
         </w:tblPrEx>
         <w:trPr>
           <w:trHeight w:val="20"/>
-          <w:cantSplit/>
         </w:trPr>
         <w:tc>
           <w:tcPr>
@@ -1641,7 +1637,6 @@
         </w:tblPrEx>
         <w:trPr>
           <w:trHeight w:val="20"/>
-          <w:cantSplit/>
         </w:trPr>
         <w:tc>
           <w:tcPr>
@@ -1907,7 +1902,6 @@
         </w:tblPrEx>
         <w:trPr>
           <w:trHeight w:val="20"/>
-          <w:cantSplit/>
         </w:trPr>
         <w:tc>
           <w:tcPr>
@@ -2062,11 +2056,7 @@
         </w:rPr>
       </w:pPr>
     </w:p>
-    <w:p>
-      <w:r>
-        <w:br w:type="page"/>
-      </w:r>
-    </w:p>
+    <w:p/>
     <w:p>
       <w:pPr>
         <w:rPr>
